--- a/book/1-template-explore.docx
+++ b/book/1-template-explore.docx
@@ -1,6 +1,6 @@
 
 <file path=word/document.xml><?xml version="1.0" encoding="utf-8"?>
-<w:document xmlns:wpc="http://schemas.microsoft.com/office/word/2010/wordprocessingCanvas" xmlns:cx="http://schemas.microsoft.com/office/drawing/2014/chartex" xmlns:cx1="http://schemas.microsoft.com/office/drawing/2015/9/8/chartex" xmlns:cx2="http://schemas.microsoft.com/office/drawing/2015/10/21/chartex" xmlns:cx3="http://schemas.microsoft.com/office/drawing/2016/5/9/chartex" xmlns:cx4="http://schemas.microsoft.com/office/drawing/2016/5/10/chartex" xmlns:cx5="http://schemas.microsoft.com/office/drawing/2016/5/11/chartex" xmlns:cx6="http://schemas.microsoft.com/office/drawing/2016/5/12/chartex" xmlns:cx7="http://schemas.microsoft.com/office/drawing/2016/5/13/chartex" xmlns:cx8="http://schemas.microsoft.com/office/drawing/2016/5/14/chartex" xmlns:mc="http://schemas.openxmlformats.org/markup-compatibility/2006" xmlns:aink="http://schemas.microsoft.com/office/drawing/2016/ink" xmlns:am3d="http://schemas.microsoft.com/office/drawing/2017/model3d" xmlns:o="urn:schemas-microsoft-com:office:office" xmlns:oel="http://schemas.microsoft.com/office/2019/extlst" xmlns:r="http://schemas.openxmlformats.org/officeDocument/2006/relationships" xmlns:m="http://schemas.openxmlformats.org/officeDocument/2006/math" xmlns:v="urn:schemas-microsoft-com:vml" xmlns:wp14="http://schemas.microsoft.com/office/word/2010/wordprocessingDrawing" xmlns:wp="http://schemas.openxmlformats.org/drawingml/2006/wordprocessingDrawing" xmlns:w10="urn:schemas-microsoft-com:office:word" xmlns:w="http://schemas.openxmlformats.org/wordprocessingml/2006/main" xmlns:w14="http://schemas.microsoft.com/office/word/2010/wordml" xmlns:w15="http://schemas.microsoft.com/office/word/2012/wordml" xmlns:w16cei="http://schemas.microsoft.com/office/word/2026/wordml/cei" xmlns:w16cex="http://schemas.microsoft.com/office/word/2018/wordml/cex" xmlns:w16cid="http://schemas.microsoft.com/office/word/2016/wordml/cid" xmlns:w16="http://schemas.microsoft.com/office/word/2018/wordml" xmlns:w16du="http://schemas.microsoft.com/office/word/2023/wordml/word16du" xmlns:w16sdtdh="http://schemas.microsoft.com/office/word/2020/wordml/sdtdatahash" xmlns:w16sdtfl="http://schemas.microsoft.com/office/word/2024/wordml/sdtformatlock" xmlns:w16se="http://schemas.microsoft.com/office/word/2015/wordml/symex" xmlns:wpg="http://schemas.microsoft.com/office/word/2010/wordprocessingGroup" xmlns:wpi="http://schemas.microsoft.com/office/word/2010/wordprocessingInk" xmlns:wne="http://schemas.microsoft.com/office/word/2006/wordml" xmlns:wps="http://schemas.microsoft.com/office/word/2010/wordprocessingShape" mc:Ignorable="w14 w15 w16se w16cid w16 w16cex w16sdtdh w16sdtfl w16du wp14">
+<w:document xmlns:wpc="http://schemas.microsoft.com/office/word/2010/wordprocessingCanvas" xmlns:cx="http://schemas.microsoft.com/office/drawing/2014/chartex" xmlns:cx1="http://schemas.microsoft.com/office/drawing/2015/9/8/chartex" xmlns:cx2="http://schemas.microsoft.com/office/drawing/2015/10/21/chartex" xmlns:cx3="http://schemas.microsoft.com/office/drawing/2016/5/9/chartex" xmlns:cx4="http://schemas.microsoft.com/office/drawing/2016/5/10/chartex" xmlns:cx5="http://schemas.microsoft.com/office/drawing/2016/5/11/chartex" xmlns:cx6="http://schemas.microsoft.com/office/drawing/2016/5/12/chartex" xmlns:cx7="http://schemas.microsoft.com/office/drawing/2016/5/13/chartex" xmlns:cx8="http://schemas.microsoft.com/office/drawing/2016/5/14/chartex" xmlns:mc="http://schemas.openxmlformats.org/markup-compatibility/2006" xmlns:aink="http://schemas.microsoft.com/office/drawing/2016/ink" xmlns:am3d="http://schemas.microsoft.com/office/drawing/2017/model3d" xmlns:o="urn:schemas-microsoft-com:office:office" xmlns:oel="http://schemas.microsoft.com/office/2019/extlst" xmlns:r="http://schemas.openxmlformats.org/officeDocument/2006/relationships" xmlns:m="http://schemas.openxmlformats.org/officeDocument/2006/math" xmlns:v="urn:schemas-microsoft-com:vml" xmlns:wp14="http://schemas.microsoft.com/office/word/2010/wordprocessingDrawing" xmlns:wp="http://schemas.openxmlformats.org/drawingml/2006/wordprocessingDrawing" xmlns:w10="urn:schemas-microsoft-com:office:word" xmlns:w="http://schemas.openxmlformats.org/wordprocessingml/2006/main" xmlns:w14="http://schemas.microsoft.com/office/word/2010/wordml" xmlns:w15="http://schemas.microsoft.com/office/word/2012/wordml" xmlns:w16cex="http://schemas.microsoft.com/office/word/2018/wordml/cex" xmlns:w16cid="http://schemas.microsoft.com/office/word/2016/wordml/cid" xmlns:w16="http://schemas.microsoft.com/office/word/2018/wordml" xmlns:w16du="http://schemas.microsoft.com/office/word/2023/wordml/word16du" xmlns:w16sdtdh="http://schemas.microsoft.com/office/word/2020/wordml/sdtdatahash" xmlns:w16sdtfl="http://schemas.microsoft.com/office/word/2024/wordml/sdtformatlock" xmlns:w16se="http://schemas.microsoft.com/office/word/2015/wordml/symex" xmlns:wpg="http://schemas.microsoft.com/office/word/2010/wordprocessingGroup" xmlns:wpi="http://schemas.microsoft.com/office/word/2010/wordprocessingInk" xmlns:wne="http://schemas.microsoft.com/office/word/2006/wordml" xmlns:wps="http://schemas.microsoft.com/office/word/2010/wordprocessingShape" mc:Ignorable="w14 w15 w16se w16cid w16 w16cex w16sdtdh w16sdtfl w16du wp14">
   <w:body>
     <w:p>
       <w:pPr>
@@ -33,7 +33,6 @@
         <w:rPr>
           <w:rFonts w:eastAsiaTheme="minorEastAsia"/>
           <w:color w:val="000000" w:themeColor="text1"/>
-          <w:sz w:val="24"/>
           <w:szCs w:val="24"/>
           <w:lang w:val="en-US"/>
         </w:rPr>
@@ -46,251 +45,263 @@
             <w:rFonts w:eastAsiaTheme="minorEastAsia"/>
             <w:lang w:val="en-US"/>
           </w:rPr>
-          <w:t xml:space="preserve">Chapter </w:t>
+          <w:t>Chapter 1 of the thesis guide</w:t>
         </w:r>
+      </w:hyperlink>
+      <w:r>
+        <w:t>.</w:t>
+      </w:r>
+      <w:r>
+        <w:rPr>
+          <w:rFonts w:eastAsiaTheme="minorEastAsia"/>
+          <w:color w:val="000000" w:themeColor="text1"/>
+          <w:szCs w:val="24"/>
+          <w:lang w:val="en-US"/>
+        </w:rPr>
+        <w:t xml:space="preserve"> </w:t>
+      </w:r>
+      <w:r>
+        <w:rPr>
+          <w:rFonts w:eastAsiaTheme="minorEastAsia"/>
+          <w:color w:val="000000" w:themeColor="text1"/>
+          <w:szCs w:val="24"/>
+          <w:lang w:val="en-US"/>
+        </w:rPr>
+        <w:t xml:space="preserve"> </w:t>
+      </w:r>
+    </w:p>
+    <w:p>
+      <w:pPr>
+        <w:spacing w:after="0" w:line="240" w:lineRule="auto"/>
+        <w:rPr>
+          <w:rFonts w:eastAsiaTheme="minorEastAsia"/>
+          <w:color w:val="000000" w:themeColor="text1"/>
+          <w:szCs w:val="24"/>
+          <w:lang w:val="en-US"/>
+        </w:rPr>
+      </w:pPr>
+    </w:p>
+    <w:p>
+      <w:pPr>
+        <w:spacing w:after="0" w:line="240" w:lineRule="auto"/>
+        <w:rPr>
+          <w:rStyle w:val="normaltextrun"/>
+          <w:rFonts w:eastAsiaTheme="minorEastAsia"/>
+          <w:color w:val="17365D"/>
+          <w:szCs w:val="24"/>
+        </w:rPr>
+      </w:pPr>
+      <w:r>
+        <w:rPr>
+          <w:rFonts w:eastAsiaTheme="minorEastAsia"/>
+          <w:color w:val="000000" w:themeColor="text1"/>
+          <w:szCs w:val="24"/>
+          <w:lang w:val="en-US"/>
+        </w:rPr>
+        <w:t>Y</w:t>
+      </w:r>
+      <w:r>
+        <w:rPr>
+          <w:rFonts w:eastAsiaTheme="minorEastAsia"/>
+          <w:color w:val="000000" w:themeColor="text1"/>
+          <w:szCs w:val="24"/>
+          <w:lang w:val="en-US"/>
+        </w:rPr>
+        <w:t xml:space="preserve">ou can use this template to support you as you </w:t>
+      </w:r>
+      <w:r>
+        <w:rPr>
+          <w:rFonts w:eastAsiaTheme="minorEastAsia"/>
+          <w:color w:val="000000" w:themeColor="text1"/>
+          <w:szCs w:val="24"/>
+          <w:lang w:val="en-US"/>
+        </w:rPr>
+        <w:t>do a general orientation, explore academic literature and formulate information search questions</w:t>
+      </w:r>
+      <w:r>
+        <w:rPr>
+          <w:rFonts w:eastAsiaTheme="minorEastAsia"/>
+          <w:color w:val="000000" w:themeColor="text1"/>
+          <w:szCs w:val="24"/>
+          <w:lang w:val="en-US"/>
+        </w:rPr>
+        <w:t>. Fill out the template,</w:t>
+      </w:r>
+      <w:r>
+        <w:rPr>
+          <w:rFonts w:eastAsiaTheme="minorEastAsia"/>
+          <w:color w:val="000000" w:themeColor="text1"/>
+          <w:szCs w:val="24"/>
+          <w:lang w:val="en-US"/>
+        </w:rPr>
+        <w:t xml:space="preserve"> </w:t>
+      </w:r>
+      <w:r>
+        <w:rPr>
+          <w:rFonts w:eastAsiaTheme="minorEastAsia"/>
+          <w:color w:val="000000" w:themeColor="text1"/>
+          <w:szCs w:val="24"/>
+          <w:lang w:val="en-US"/>
+        </w:rPr>
+        <w:t>or copy</w:t>
+      </w:r>
+      <w:r>
+        <w:rPr>
+          <w:rFonts w:eastAsiaTheme="minorEastAsia"/>
+          <w:color w:val="000000" w:themeColor="text1"/>
+          <w:szCs w:val="24"/>
+          <w:lang w:val="en-US"/>
+        </w:rPr>
+        <w:t xml:space="preserve"> the</w:t>
+      </w:r>
+      <w:r>
+        <w:rPr>
+          <w:rFonts w:eastAsiaTheme="minorEastAsia"/>
+          <w:color w:val="000000" w:themeColor="text1"/>
+          <w:szCs w:val="24"/>
+          <w:lang w:val="en-US"/>
+        </w:rPr>
+        <w:t xml:space="preserve"> sections </w:t>
+      </w:r>
+      <w:r>
+        <w:rPr>
+          <w:rFonts w:eastAsiaTheme="minorEastAsia"/>
+          <w:color w:val="000000" w:themeColor="text1"/>
+          <w:szCs w:val="24"/>
+          <w:lang w:val="en-US"/>
+        </w:rPr>
+        <w:t>relevant for</w:t>
+      </w:r>
+      <w:r>
+        <w:rPr>
+          <w:rFonts w:eastAsiaTheme="minorEastAsia"/>
+          <w:color w:val="000000" w:themeColor="text1"/>
+          <w:szCs w:val="24"/>
+          <w:lang w:val="en-US"/>
+        </w:rPr>
+        <w:t xml:space="preserve"> your own workflow if helpful.</w:t>
+      </w:r>
+      <w:r>
+        <w:rPr>
+          <w:rStyle w:val="normaltextrun"/>
+          <w:rFonts w:eastAsiaTheme="minorEastAsia"/>
+          <w:color w:val="17365D"/>
+          <w:szCs w:val="24"/>
+        </w:rPr>
+        <w:t xml:space="preserve"> </w:t>
+      </w:r>
+    </w:p>
+    <w:p>
+      <w:pPr>
+        <w:pStyle w:val="Heading1"/>
+        <w:rPr>
+          <w:rFonts w:asciiTheme="minorHAnsi" w:eastAsiaTheme="minorEastAsia" w:hAnsiTheme="minorHAnsi" w:cstheme="minorBidi"/>
+          <w:lang w:val="en-US"/>
+        </w:rPr>
+      </w:pPr>
+      <w:r>
+        <w:rPr>
+          <w:rFonts w:asciiTheme="minorHAnsi" w:eastAsiaTheme="minorEastAsia" w:hAnsiTheme="minorHAnsi" w:cstheme="minorBidi"/>
+          <w:lang w:val="en-US"/>
+        </w:rPr>
+        <w:t>1a. General Orientation on a Topic</w:t>
+      </w:r>
+    </w:p>
+    <w:p>
+      <w:pPr>
+        <w:spacing w:after="0" w:line="240" w:lineRule="auto"/>
+        <w:rPr>
+          <w:rFonts w:eastAsiaTheme="minorEastAsia"/>
+          <w:color w:val="000000" w:themeColor="text1"/>
+          <w:szCs w:val="24"/>
+          <w:lang w:val="en-US"/>
+        </w:rPr>
+      </w:pPr>
+      <w:r>
+        <w:rPr>
+          <w:rFonts w:eastAsiaTheme="minorEastAsia"/>
+          <w:color w:val="000000" w:themeColor="text1"/>
+          <w:szCs w:val="24"/>
+          <w:lang w:val="en-US"/>
+        </w:rPr>
+        <w:t xml:space="preserve">Related to </w:t>
+      </w:r>
+      <w:hyperlink r:id="rId12">
         <w:r>
           <w:rPr>
             <w:rStyle w:val="Hyperlink"/>
             <w:rFonts w:eastAsiaTheme="minorEastAsia"/>
             <w:lang w:val="en-US"/>
           </w:rPr>
-          <w:t>1</w:t>
-        </w:r>
-        <w:r>
-          <w:rPr>
-            <w:rStyle w:val="Hyperlink"/>
-            <w:rFonts w:eastAsiaTheme="minorEastAsia"/>
-            <w:lang w:val="en-US"/>
-          </w:rPr>
-          <w:t xml:space="preserve"> of the thesis guide.</w:t>
+          <w:t>Chapter 1a of the thesis guide</w:t>
         </w:r>
       </w:hyperlink>
       <w:r>
+        <w:t>.</w:t>
+      </w:r>
+      <w:r>
         <w:rPr>
           <w:rFonts w:eastAsiaTheme="minorEastAsia"/>
           <w:color w:val="000000" w:themeColor="text1"/>
-          <w:sz w:val="24"/>
-          <w:szCs w:val="24"/>
-          <w:lang w:val="en-US"/>
-        </w:rPr>
-        <w:t xml:space="preserve"> </w:t>
-      </w:r>
-      <w:r>
-        <w:rPr>
-          <w:rFonts w:eastAsiaTheme="minorEastAsia"/>
-          <w:color w:val="000000" w:themeColor="text1"/>
-          <w:sz w:val="24"/>
-          <w:szCs w:val="24"/>
-          <w:lang w:val="en-US"/>
-        </w:rPr>
-        <w:t xml:space="preserve"> </w:t>
+          <w:szCs w:val="24"/>
+          <w:lang w:val="en-US"/>
+        </w:rPr>
+        <w:t xml:space="preserve">  </w:t>
       </w:r>
     </w:p>
     <w:p>
       <w:pPr>
         <w:spacing w:after="0" w:line="240" w:lineRule="auto"/>
-        <w:rPr>
-          <w:rFonts w:eastAsiaTheme="minorEastAsia"/>
-          <w:color w:val="000000" w:themeColor="text1"/>
-          <w:sz w:val="24"/>
-          <w:szCs w:val="24"/>
-          <w:lang w:val="en-US"/>
-        </w:rPr>
       </w:pPr>
     </w:p>
     <w:p>
       <w:pPr>
-        <w:spacing w:after="0" w:line="240" w:lineRule="auto"/>
-        <w:rPr>
-          <w:rStyle w:val="normaltextrun"/>
-          <w:rFonts w:eastAsiaTheme="minorEastAsia"/>
-          <w:color w:val="17365D"/>
-          <w:sz w:val="24"/>
-          <w:szCs w:val="24"/>
-        </w:rPr>
-      </w:pPr>
-      <w:r>
-        <w:rPr>
-          <w:rFonts w:eastAsiaTheme="minorEastAsia"/>
-          <w:color w:val="000000" w:themeColor="text1"/>
-          <w:sz w:val="24"/>
-          <w:szCs w:val="24"/>
-          <w:lang w:val="en-US"/>
-        </w:rPr>
-        <w:t>Y</w:t>
-      </w:r>
-      <w:r>
-        <w:rPr>
-          <w:rFonts w:eastAsiaTheme="minorEastAsia"/>
-          <w:color w:val="000000" w:themeColor="text1"/>
-          <w:sz w:val="24"/>
-          <w:szCs w:val="24"/>
-          <w:lang w:val="en-US"/>
-        </w:rPr>
-        <w:t xml:space="preserve">ou can use this template to support you as you </w:t>
-      </w:r>
-      <w:r>
-        <w:rPr>
-          <w:rFonts w:eastAsiaTheme="minorEastAsia"/>
-          <w:color w:val="000000" w:themeColor="text1"/>
-          <w:sz w:val="24"/>
-          <w:szCs w:val="24"/>
-          <w:lang w:val="en-US"/>
-        </w:rPr>
-        <w:t>do a general orientation, explore academic literature and formulate information search questions</w:t>
-      </w:r>
-      <w:r>
-        <w:rPr>
-          <w:rFonts w:eastAsiaTheme="minorEastAsia"/>
-          <w:color w:val="000000" w:themeColor="text1"/>
-          <w:sz w:val="24"/>
-          <w:szCs w:val="24"/>
-          <w:lang w:val="en-US"/>
-        </w:rPr>
-        <w:t>. Fill out the template,</w:t>
-      </w:r>
-      <w:r>
-        <w:rPr>
-          <w:rFonts w:eastAsiaTheme="minorEastAsia"/>
-          <w:color w:val="000000" w:themeColor="text1"/>
-          <w:sz w:val="24"/>
-          <w:szCs w:val="24"/>
-          <w:lang w:val="en-US"/>
-        </w:rPr>
-        <w:t xml:space="preserve"> </w:t>
-      </w:r>
-      <w:r>
-        <w:rPr>
-          <w:rFonts w:eastAsiaTheme="minorEastAsia"/>
-          <w:color w:val="000000" w:themeColor="text1"/>
-          <w:sz w:val="24"/>
-          <w:szCs w:val="24"/>
-          <w:lang w:val="en-US"/>
-        </w:rPr>
-        <w:t>or copy</w:t>
-      </w:r>
-      <w:r>
-        <w:rPr>
-          <w:rFonts w:eastAsiaTheme="minorEastAsia"/>
-          <w:color w:val="000000" w:themeColor="text1"/>
-          <w:sz w:val="24"/>
-          <w:szCs w:val="24"/>
-          <w:lang w:val="en-US"/>
-        </w:rPr>
-        <w:t xml:space="preserve"> the</w:t>
-      </w:r>
-      <w:r>
-        <w:rPr>
-          <w:rFonts w:eastAsiaTheme="minorEastAsia"/>
-          <w:color w:val="000000" w:themeColor="text1"/>
-          <w:sz w:val="24"/>
-          <w:szCs w:val="24"/>
-          <w:lang w:val="en-US"/>
-        </w:rPr>
-        <w:t xml:space="preserve"> sections </w:t>
-      </w:r>
-      <w:r>
-        <w:rPr>
-          <w:rFonts w:eastAsiaTheme="minorEastAsia"/>
-          <w:color w:val="000000" w:themeColor="text1"/>
-          <w:sz w:val="24"/>
-          <w:szCs w:val="24"/>
-          <w:lang w:val="en-US"/>
-        </w:rPr>
-        <w:t>relevant for</w:t>
-      </w:r>
-      <w:r>
-        <w:rPr>
-          <w:rFonts w:eastAsiaTheme="minorEastAsia"/>
-          <w:color w:val="000000" w:themeColor="text1"/>
-          <w:sz w:val="24"/>
-          <w:szCs w:val="24"/>
-          <w:lang w:val="en-US"/>
-        </w:rPr>
-        <w:t xml:space="preserve"> your own workflow if helpful.</w:t>
-      </w:r>
-      <w:r>
-        <w:rPr>
-          <w:rStyle w:val="normaltextrun"/>
-          <w:rFonts w:eastAsiaTheme="minorEastAsia"/>
-          <w:color w:val="17365D"/>
-          <w:sz w:val="24"/>
-          <w:szCs w:val="24"/>
-        </w:rPr>
-        <w:t xml:space="preserve"> </w:t>
+        <w:pStyle w:val="Heading2"/>
+      </w:pPr>
+      <w:r>
+        <w:rPr>
+          <w:lang w:val="en-US"/>
+        </w:rPr>
+        <w:t xml:space="preserve">1: </w:t>
+      </w:r>
+      <w:r>
+        <w:rPr>
+          <w:lang w:val="en-US"/>
+        </w:rPr>
+        <w:t>Choose a topic and write what you know</w:t>
       </w:r>
     </w:p>
     <w:p>
       <w:pPr>
-        <w:pStyle w:val="Heading1"/>
-        <w:rPr>
-          <w:rFonts w:asciiTheme="minorHAnsi" w:eastAsiaTheme="minorEastAsia" w:hAnsiTheme="minorHAnsi" w:cstheme="minorBidi"/>
-          <w:lang w:val="en-US"/>
-        </w:rPr>
-      </w:pPr>
-      <w:r>
-        <w:rPr>
-          <w:rFonts w:asciiTheme="minorHAnsi" w:eastAsiaTheme="minorEastAsia" w:hAnsiTheme="minorHAnsi" w:cstheme="minorBidi"/>
-          <w:lang w:val="en-US"/>
-        </w:rPr>
-        <w:t>1a. General Orientation on a Topic</w:t>
+        <w:pStyle w:val="Heading4"/>
+      </w:pPr>
+      <w:r>
+        <w:rPr>
+          <w:lang w:val="en-US"/>
+        </w:rPr>
+        <w:t>D</w:t>
+      </w:r>
+      <w:r>
+        <w:rPr>
+          <w:lang w:val="en-US"/>
+        </w:rPr>
+        <w:t xml:space="preserve">ecide </w:t>
+      </w:r>
+      <w:r>
+        <w:rPr>
+          <w:lang w:val="en-US"/>
+        </w:rPr>
+        <w:t xml:space="preserve">on an initial </w:t>
+      </w:r>
+      <w:r>
+        <w:rPr>
+          <w:lang w:val="en-US"/>
+        </w:rPr>
+        <w:t xml:space="preserve">topic </w:t>
       </w:r>
     </w:p>
     <w:p>
       <w:pPr>
-        <w:pStyle w:val="Heading2"/>
-      </w:pPr>
-      <w:r>
-        <w:rPr>
-          <w:lang w:val="en-US"/>
-        </w:rPr>
-        <w:t xml:space="preserve">1: </w:t>
-      </w:r>
-      <w:r>
-        <w:rPr>
-          <w:lang w:val="en-US"/>
-        </w:rPr>
-        <w:t>Choose a topic and write what you know</w:t>
-      </w:r>
-    </w:p>
-    <w:p>
-      <w:pPr>
-        <w:rPr>
-          <w:lang w:val="en-US"/>
-        </w:rPr>
-      </w:pPr>
-    </w:p>
-    <w:p>
-      <w:pPr>
-        <w:pStyle w:val="Heading4"/>
-      </w:pPr>
-      <w:r>
-        <w:rPr>
-          <w:lang w:val="en-US"/>
-        </w:rPr>
-        <w:t>D</w:t>
-      </w:r>
-      <w:r>
-        <w:rPr>
-          <w:lang w:val="en-US"/>
-        </w:rPr>
-        <w:t xml:space="preserve">ecide </w:t>
-      </w:r>
-      <w:r>
-        <w:rPr>
-          <w:lang w:val="en-US"/>
-        </w:rPr>
-        <w:t xml:space="preserve">on an initial </w:t>
-      </w:r>
-      <w:r>
-        <w:rPr>
-          <w:lang w:val="en-US"/>
-        </w:rPr>
-        <w:t xml:space="preserve">topic </w:t>
-      </w:r>
-    </w:p>
-    <w:p>
-      <w:pPr>
         <w:shd w:val="clear" w:color="auto" w:fill="FFFFFF" w:themeFill="background1"/>
         <w:spacing w:after="60" w:line="240" w:lineRule="auto"/>
       </w:pPr>
@@ -298,7 +309,6 @@
         <w:rPr>
           <w:rFonts w:eastAsiaTheme="minorEastAsia"/>
           <w:color w:val="222832"/>
-          <w:sz w:val="24"/>
           <w:szCs w:val="24"/>
           <w:lang w:val="en-US"/>
         </w:rPr>
@@ -317,7 +327,6 @@
         <w:rPr>
           <w:rFonts w:eastAsiaTheme="minorEastAsia"/>
           <w:color w:val="222832"/>
-          <w:sz w:val="24"/>
           <w:szCs w:val="24"/>
           <w:lang w:val="en-US"/>
         </w:rPr>
@@ -326,7 +335,6 @@
         <w:rPr>
           <w:rFonts w:eastAsiaTheme="minorEastAsia"/>
           <w:color w:val="222832"/>
-          <w:sz w:val="24"/>
           <w:szCs w:val="24"/>
           <w:lang w:val="en-US"/>
         </w:rPr>
@@ -345,7 +353,6 @@
         <w:rPr>
           <w:rFonts w:eastAsiaTheme="minorEastAsia"/>
           <w:color w:val="222832"/>
-          <w:sz w:val="24"/>
           <w:szCs w:val="24"/>
           <w:lang w:val="en-US"/>
         </w:rPr>
@@ -354,7 +361,6 @@
         <w:rPr>
           <w:rFonts w:eastAsiaTheme="minorEastAsia"/>
           <w:color w:val="222832"/>
-          <w:sz w:val="24"/>
           <w:szCs w:val="24"/>
           <w:lang w:val="en-US"/>
         </w:rPr>
@@ -364,7 +370,6 @@
         <w:rPr>
           <w:rFonts w:eastAsiaTheme="minorEastAsia"/>
           <w:color w:val="222832"/>
-          <w:sz w:val="24"/>
           <w:szCs w:val="24"/>
           <w:lang w:val="en-US"/>
         </w:rPr>
@@ -374,7 +379,6 @@
         <w:rPr>
           <w:rFonts w:eastAsiaTheme="minorEastAsia"/>
           <w:color w:val="222832"/>
-          <w:sz w:val="24"/>
           <w:szCs w:val="24"/>
           <w:lang w:val="en-US"/>
         </w:rPr>
@@ -393,7 +397,6 @@
         <w:rPr>
           <w:rFonts w:eastAsiaTheme="minorEastAsia"/>
           <w:color w:val="222832"/>
-          <w:sz w:val="24"/>
           <w:szCs w:val="24"/>
           <w:lang w:val="en-US"/>
         </w:rPr>
@@ -402,7 +405,6 @@
         <w:rPr>
           <w:rFonts w:eastAsiaTheme="minorEastAsia"/>
           <w:color w:val="222832"/>
-          <w:sz w:val="24"/>
           <w:szCs w:val="24"/>
           <w:lang w:val="en-US"/>
         </w:rPr>
@@ -421,7 +423,6 @@
         <w:rPr>
           <w:rFonts w:eastAsiaTheme="minorEastAsia"/>
           <w:color w:val="222832"/>
-          <w:sz w:val="24"/>
           <w:szCs w:val="24"/>
           <w:lang w:val="en-US"/>
         </w:rPr>
@@ -430,7 +431,6 @@
         <w:rPr>
           <w:rFonts w:eastAsiaTheme="minorEastAsia"/>
           <w:color w:val="222832"/>
-          <w:sz w:val="24"/>
           <w:szCs w:val="24"/>
           <w:lang w:val="en-US"/>
         </w:rPr>
@@ -482,7 +482,6 @@
               <w:rPr>
                 <w:rFonts w:eastAsiaTheme="minorEastAsia"/>
                 <w:color w:val="000000" w:themeColor="text1"/>
-                <w:sz w:val="24"/>
                 <w:szCs w:val="24"/>
                 <w:lang w:val="en-US"/>
               </w:rPr>
@@ -493,7 +492,6 @@
               <w:rPr>
                 <w:rFonts w:eastAsiaTheme="minorEastAsia"/>
                 <w:color w:val="000000" w:themeColor="text1"/>
-                <w:sz w:val="24"/>
                 <w:szCs w:val="24"/>
                 <w:lang w:val="en-US"/>
               </w:rPr>
@@ -504,7 +502,6 @@
               <w:rPr>
                 <w:rFonts w:eastAsiaTheme="minorEastAsia"/>
                 <w:color w:val="000000" w:themeColor="text1"/>
-                <w:sz w:val="24"/>
                 <w:szCs w:val="24"/>
                 <w:lang w:val="en-US"/>
               </w:rPr>
@@ -515,7 +512,6 @@
               <w:rPr>
                 <w:rFonts w:eastAsiaTheme="minorEastAsia"/>
                 <w:color w:val="000000" w:themeColor="text1"/>
-                <w:sz w:val="24"/>
                 <w:szCs w:val="24"/>
                 <w:lang w:val="en-US"/>
               </w:rPr>
@@ -529,7 +525,6 @@
         <w:rPr>
           <w:rFonts w:eastAsiaTheme="minorEastAsia"/>
           <w:color w:val="000000" w:themeColor="text1"/>
-          <w:sz w:val="24"/>
           <w:szCs w:val="24"/>
           <w:lang w:val="en-US"/>
         </w:rPr>
@@ -551,7 +546,6 @@
         <w:rPr>
           <w:rFonts w:eastAsiaTheme="minorEastAsia"/>
           <w:color w:val="000000" w:themeColor="text1"/>
-          <w:sz w:val="24"/>
           <w:szCs w:val="24"/>
           <w:lang w:val="en-US"/>
         </w:rPr>
@@ -560,17 +554,26 @@
         <w:rPr>
           <w:rFonts w:eastAsiaTheme="minorEastAsia"/>
           <w:color w:val="000000" w:themeColor="text1"/>
-          <w:sz w:val="24"/>
-          <w:szCs w:val="24"/>
-          <w:lang w:val="en-US"/>
-        </w:rPr>
-        <w:t xml:space="preserve">Study the different brainstorm techniques </w:t>
-      </w:r>
-      <w:hyperlink r:id="rId12">
+          <w:szCs w:val="24"/>
+          <w:lang w:val="en-US"/>
+        </w:rPr>
+        <w:t xml:space="preserve">Study the different brainstorm </w:t>
+      </w:r>
+      <w:r>
+        <w:rPr>
+          <w:rFonts w:eastAsiaTheme="minorEastAsia"/>
+          <w:color w:val="000000" w:themeColor="text1"/>
+          <w:szCs w:val="24"/>
+          <w:lang w:val="en-US"/>
+        </w:rPr>
+        <w:t xml:space="preserve">techniques </w:t>
+      </w:r>
+      <w:hyperlink r:id="rId13" w:anchor="step-1-choose-a-topic-and-write-what-you-know">
         <w:r>
           <w:rPr>
             <w:rStyle w:val="Hyperlink"/>
             <w:rFonts w:eastAsiaTheme="minorEastAsia"/>
+            <w:szCs w:val="24"/>
             <w:lang w:val="en-US"/>
           </w:rPr>
           <w:t>in the thesis guide</w:t>
@@ -580,7 +583,6 @@
         <w:rPr>
           <w:rFonts w:eastAsiaTheme="minorEastAsia"/>
           <w:color w:val="000000" w:themeColor="text1"/>
-          <w:sz w:val="24"/>
           <w:szCs w:val="24"/>
           <w:lang w:val="en-US"/>
         </w:rPr>
@@ -590,7 +592,6 @@
         <w:rPr>
           <w:rFonts w:eastAsiaTheme="minorEastAsia"/>
           <w:color w:val="000000" w:themeColor="text1"/>
-          <w:sz w:val="24"/>
           <w:szCs w:val="24"/>
           <w:lang w:val="en-US"/>
         </w:rPr>
@@ -600,7 +601,6 @@
         <w:rPr>
           <w:rFonts w:eastAsiaTheme="minorEastAsia"/>
           <w:color w:val="000000" w:themeColor="text1"/>
-          <w:sz w:val="24"/>
           <w:szCs w:val="24"/>
           <w:lang w:val="en-US"/>
         </w:rPr>
@@ -610,7 +610,6 @@
         <w:rPr>
           <w:rFonts w:eastAsiaTheme="minorEastAsia"/>
           <w:color w:val="000000" w:themeColor="text1"/>
-          <w:sz w:val="24"/>
           <w:szCs w:val="24"/>
           <w:lang w:val="en-US"/>
         </w:rPr>
@@ -620,7 +619,6 @@
         <w:rPr>
           <w:rFonts w:eastAsiaTheme="minorEastAsia"/>
           <w:color w:val="000000" w:themeColor="text1"/>
-          <w:sz w:val="24"/>
           <w:szCs w:val="24"/>
           <w:lang w:val="en-US"/>
         </w:rPr>
@@ -649,7 +647,6 @@
               <w:rPr>
                 <w:rFonts w:eastAsiaTheme="minorEastAsia"/>
                 <w:color w:val="000000" w:themeColor="text1"/>
-                <w:sz w:val="24"/>
                 <w:szCs w:val="24"/>
                 <w:lang w:val="en-US"/>
               </w:rPr>
@@ -660,7 +657,6 @@
               <w:rPr>
                 <w:rFonts w:eastAsiaTheme="minorEastAsia"/>
                 <w:color w:val="000000" w:themeColor="text1"/>
-                <w:sz w:val="24"/>
                 <w:szCs w:val="24"/>
                 <w:lang w:val="en-US"/>
               </w:rPr>
@@ -671,7 +667,6 @@
               <w:rPr>
                 <w:rFonts w:eastAsiaTheme="minorEastAsia"/>
                 <w:color w:val="000000" w:themeColor="text1"/>
-                <w:sz w:val="24"/>
                 <w:szCs w:val="24"/>
                 <w:lang w:val="en-US"/>
               </w:rPr>
@@ -682,7 +677,6 @@
               <w:rPr>
                 <w:rFonts w:eastAsiaTheme="minorEastAsia"/>
                 <w:color w:val="000000" w:themeColor="text1"/>
-                <w:sz w:val="24"/>
                 <w:szCs w:val="24"/>
                 <w:lang w:val="en-US"/>
               </w:rPr>
@@ -696,7 +690,6 @@
         <w:rPr>
           <w:rFonts w:eastAsiaTheme="minorEastAsia"/>
           <w:color w:val="000000" w:themeColor="text1"/>
-          <w:sz w:val="24"/>
           <w:szCs w:val="24"/>
           <w:lang w:val="en-US"/>
         </w:rPr>
@@ -710,7 +703,6 @@
           <w:i w:val="0"/>
           <w:iCs w:val="0"/>
           <w:color w:val="000000" w:themeColor="text1"/>
-          <w:sz w:val="24"/>
           <w:szCs w:val="24"/>
           <w:lang w:val="en-US"/>
         </w:rPr>
@@ -727,7 +719,6 @@
         <w:rPr>
           <w:rFonts w:eastAsiaTheme="minorEastAsia"/>
           <w:color w:val="000000" w:themeColor="text1"/>
-          <w:sz w:val="24"/>
           <w:szCs w:val="24"/>
           <w:lang w:val="en-US"/>
         </w:rPr>
@@ -736,17 +727,26 @@
         <w:rPr>
           <w:rFonts w:eastAsiaTheme="minorEastAsia"/>
           <w:color w:val="000000" w:themeColor="text1"/>
-          <w:sz w:val="24"/>
-          <w:szCs w:val="24"/>
-          <w:lang w:val="en-US"/>
-        </w:rPr>
-        <w:t xml:space="preserve">I have searched the following resources (for suggestions, </w:t>
-      </w:r>
-      <w:hyperlink r:id="rId13" w:anchor="step-2-perform-general-searches-on-your-topic">
+          <w:szCs w:val="24"/>
+          <w:lang w:val="en-US"/>
+        </w:rPr>
+        <w:t xml:space="preserve">Access a couple of resources and do a general search for information around your topic </w:t>
+      </w:r>
+      <w:r>
+        <w:rPr>
+          <w:rFonts w:eastAsiaTheme="minorEastAsia"/>
+          <w:color w:val="000000" w:themeColor="text1"/>
+          <w:szCs w:val="24"/>
+          <w:lang w:val="en-US"/>
+        </w:rPr>
+        <w:t xml:space="preserve">(for suggestions, </w:t>
+      </w:r>
+      <w:hyperlink r:id="rId14" w:anchor="step-2-perform-general-searches-on-your-topic">
         <w:r>
           <w:rPr>
             <w:rStyle w:val="Hyperlink"/>
             <w:rFonts w:eastAsiaTheme="minorEastAsia"/>
+            <w:szCs w:val="24"/>
             <w:lang w:val="en-US"/>
           </w:rPr>
           <w:t>see related sections in thesis gu</w:t>
@@ -755,6 +755,7 @@
           <w:rPr>
             <w:rStyle w:val="Hyperlink"/>
             <w:rFonts w:eastAsiaTheme="minorEastAsia"/>
+            <w:szCs w:val="24"/>
             <w:lang w:val="en-US"/>
           </w:rPr>
           <w:t>ide</w:t>
@@ -764,7 +765,6 @@
         <w:rPr>
           <w:rFonts w:eastAsiaTheme="minorEastAsia"/>
           <w:color w:val="000000" w:themeColor="text1"/>
-          <w:sz w:val="24"/>
           <w:szCs w:val="24"/>
           <w:lang w:val="en-US"/>
         </w:rPr>
@@ -774,11 +774,306 @@
         <w:rPr>
           <w:rFonts w:eastAsiaTheme="minorEastAsia"/>
           <w:color w:val="000000" w:themeColor="text1"/>
-          <w:sz w:val="24"/>
-          <w:szCs w:val="24"/>
-          <w:lang w:val="en-US"/>
-        </w:rPr>
-        <w:t>:</w:t>
+          <w:szCs w:val="24"/>
+          <w:lang w:val="en-US"/>
+        </w:rPr>
+        <w:t>. For reference, write down what you searched for and what your observations were.</w:t>
+      </w:r>
+    </w:p>
+    <w:p>
+      <w:pPr>
+        <w:rPr>
+          <w:rFonts w:eastAsiaTheme="minorEastAsia"/>
+          <w:color w:val="000000" w:themeColor="text1"/>
+          <w:szCs w:val="24"/>
+          <w:lang w:val="en-US"/>
+        </w:rPr>
+      </w:pPr>
+    </w:p>
+    <w:tbl>
+      <w:tblPr>
+        <w:tblStyle w:val="TableGrid"/>
+        <w:tblW w:w="0" w:type="auto"/>
+        <w:tblLook w:val="04A0" w:firstRow="1" w:lastRow="0" w:firstColumn="1" w:lastColumn="0" w:noHBand="0" w:noVBand="1"/>
+      </w:tblPr>
+      <w:tblGrid>
+        <w:gridCol w:w="1696"/>
+        <w:gridCol w:w="2694"/>
+        <w:gridCol w:w="4626"/>
+      </w:tblGrid>
+      <w:tr>
+        <w:tc>
+          <w:tcPr>
+            <w:tcW w:w="1696" w:type="dxa"/>
+          </w:tcPr>
+          <w:p>
+            <w:pPr>
+              <w:rPr>
+                <w:rFonts w:eastAsiaTheme="minorEastAsia"/>
+                <w:color w:val="000000" w:themeColor="text1"/>
+                <w:szCs w:val="24"/>
+                <w:lang w:val="en-US"/>
+              </w:rPr>
+            </w:pPr>
+            <w:r>
+              <w:rPr>
+                <w:rFonts w:eastAsiaTheme="minorEastAsia"/>
+                <w:color w:val="000000" w:themeColor="text1"/>
+                <w:szCs w:val="24"/>
+                <w:lang w:val="en-US"/>
+              </w:rPr>
+              <w:t>Resource used</w:t>
+            </w:r>
+          </w:p>
+        </w:tc>
+        <w:tc>
+          <w:tcPr>
+            <w:tcW w:w="2694" w:type="dxa"/>
+          </w:tcPr>
+          <w:p>
+            <w:pPr>
+              <w:rPr>
+                <w:rFonts w:eastAsiaTheme="minorEastAsia"/>
+                <w:color w:val="000000" w:themeColor="text1"/>
+                <w:szCs w:val="24"/>
+                <w:lang w:val="en-US"/>
+              </w:rPr>
+            </w:pPr>
+            <w:r>
+              <w:rPr>
+                <w:rFonts w:eastAsiaTheme="minorEastAsia"/>
+                <w:color w:val="000000" w:themeColor="text1"/>
+                <w:szCs w:val="24"/>
+                <w:lang w:val="en-US"/>
+              </w:rPr>
+              <w:t>Query / prompt used</w:t>
+            </w:r>
+          </w:p>
+        </w:tc>
+        <w:tc>
+          <w:tcPr>
+            <w:tcW w:w="4626" w:type="dxa"/>
+          </w:tcPr>
+          <w:p>
+            <w:pPr>
+              <w:rPr>
+                <w:rFonts w:eastAsiaTheme="minorEastAsia"/>
+                <w:color w:val="000000" w:themeColor="text1"/>
+                <w:szCs w:val="24"/>
+                <w:lang w:val="en-US"/>
+              </w:rPr>
+            </w:pPr>
+            <w:r>
+              <w:rPr>
+                <w:rFonts w:eastAsiaTheme="minorEastAsia"/>
+                <w:color w:val="000000" w:themeColor="text1"/>
+                <w:szCs w:val="24"/>
+                <w:lang w:val="en-US"/>
+              </w:rPr>
+              <w:t>Observations</w:t>
+            </w:r>
+          </w:p>
+        </w:tc>
+      </w:tr>
+      <w:tr>
+        <w:tc>
+          <w:tcPr>
+            <w:tcW w:w="1696" w:type="dxa"/>
+          </w:tcPr>
+          <w:p>
+            <w:pPr>
+              <w:rPr>
+                <w:rFonts w:eastAsiaTheme="minorEastAsia"/>
+                <w:color w:val="000000" w:themeColor="text1"/>
+                <w:szCs w:val="24"/>
+                <w:lang w:val="en-US"/>
+              </w:rPr>
+            </w:pPr>
+          </w:p>
+          <w:p>
+            <w:pPr>
+              <w:rPr>
+                <w:rFonts w:eastAsiaTheme="minorEastAsia"/>
+                <w:color w:val="000000" w:themeColor="text1"/>
+                <w:szCs w:val="24"/>
+                <w:lang w:val="en-US"/>
+              </w:rPr>
+            </w:pPr>
+          </w:p>
+        </w:tc>
+        <w:tc>
+          <w:tcPr>
+            <w:tcW w:w="2694" w:type="dxa"/>
+          </w:tcPr>
+          <w:p>
+            <w:pPr>
+              <w:rPr>
+                <w:rFonts w:eastAsiaTheme="minorEastAsia"/>
+                <w:color w:val="000000" w:themeColor="text1"/>
+                <w:szCs w:val="24"/>
+                <w:lang w:val="en-US"/>
+              </w:rPr>
+            </w:pPr>
+          </w:p>
+        </w:tc>
+        <w:tc>
+          <w:tcPr>
+            <w:tcW w:w="4626" w:type="dxa"/>
+          </w:tcPr>
+          <w:p>
+            <w:pPr>
+              <w:rPr>
+                <w:rFonts w:eastAsiaTheme="minorEastAsia"/>
+                <w:color w:val="000000" w:themeColor="text1"/>
+                <w:szCs w:val="24"/>
+                <w:lang w:val="en-US"/>
+              </w:rPr>
+            </w:pPr>
+          </w:p>
+        </w:tc>
+      </w:tr>
+      <w:tr>
+        <w:tc>
+          <w:tcPr>
+            <w:tcW w:w="1696" w:type="dxa"/>
+          </w:tcPr>
+          <w:p>
+            <w:pPr>
+              <w:rPr>
+                <w:rFonts w:eastAsiaTheme="minorEastAsia"/>
+                <w:color w:val="000000" w:themeColor="text1"/>
+                <w:szCs w:val="24"/>
+                <w:lang w:val="en-US"/>
+              </w:rPr>
+            </w:pPr>
+          </w:p>
+          <w:p>
+            <w:pPr>
+              <w:rPr>
+                <w:rFonts w:eastAsiaTheme="minorEastAsia"/>
+                <w:color w:val="000000" w:themeColor="text1"/>
+                <w:szCs w:val="24"/>
+                <w:lang w:val="en-US"/>
+              </w:rPr>
+            </w:pPr>
+          </w:p>
+        </w:tc>
+        <w:tc>
+          <w:tcPr>
+            <w:tcW w:w="2694" w:type="dxa"/>
+          </w:tcPr>
+          <w:p>
+            <w:pPr>
+              <w:rPr>
+                <w:rFonts w:eastAsiaTheme="minorEastAsia"/>
+                <w:color w:val="000000" w:themeColor="text1"/>
+                <w:szCs w:val="24"/>
+                <w:lang w:val="en-US"/>
+              </w:rPr>
+            </w:pPr>
+          </w:p>
+        </w:tc>
+        <w:tc>
+          <w:tcPr>
+            <w:tcW w:w="4626" w:type="dxa"/>
+          </w:tcPr>
+          <w:p>
+            <w:pPr>
+              <w:rPr>
+                <w:rFonts w:eastAsiaTheme="minorEastAsia"/>
+                <w:color w:val="000000" w:themeColor="text1"/>
+                <w:szCs w:val="24"/>
+                <w:lang w:val="en-US"/>
+              </w:rPr>
+            </w:pPr>
+          </w:p>
+        </w:tc>
+      </w:tr>
+      <w:tr>
+        <w:tc>
+          <w:tcPr>
+            <w:tcW w:w="1696" w:type="dxa"/>
+          </w:tcPr>
+          <w:p>
+            <w:pPr>
+              <w:rPr>
+                <w:rFonts w:eastAsiaTheme="minorEastAsia"/>
+                <w:color w:val="000000" w:themeColor="text1"/>
+                <w:szCs w:val="24"/>
+                <w:lang w:val="en-US"/>
+              </w:rPr>
+            </w:pPr>
+          </w:p>
+          <w:p>
+            <w:pPr>
+              <w:rPr>
+                <w:rFonts w:eastAsiaTheme="minorEastAsia"/>
+                <w:color w:val="000000" w:themeColor="text1"/>
+                <w:szCs w:val="24"/>
+                <w:lang w:val="en-US"/>
+              </w:rPr>
+            </w:pPr>
+          </w:p>
+        </w:tc>
+        <w:tc>
+          <w:tcPr>
+            <w:tcW w:w="2694" w:type="dxa"/>
+          </w:tcPr>
+          <w:p>
+            <w:pPr>
+              <w:rPr>
+                <w:rFonts w:eastAsiaTheme="minorEastAsia"/>
+                <w:color w:val="000000" w:themeColor="text1"/>
+                <w:szCs w:val="24"/>
+                <w:lang w:val="en-US"/>
+              </w:rPr>
+            </w:pPr>
+          </w:p>
+        </w:tc>
+        <w:tc>
+          <w:tcPr>
+            <w:tcW w:w="4626" w:type="dxa"/>
+          </w:tcPr>
+          <w:p>
+            <w:pPr>
+              <w:rPr>
+                <w:rFonts w:eastAsiaTheme="minorEastAsia"/>
+                <w:color w:val="000000" w:themeColor="text1"/>
+                <w:szCs w:val="24"/>
+                <w:lang w:val="en-US"/>
+              </w:rPr>
+            </w:pPr>
+          </w:p>
+        </w:tc>
+      </w:tr>
+    </w:tbl>
+    <w:p>
+      <w:pPr>
+        <w:rPr>
+          <w:rFonts w:eastAsiaTheme="minorEastAsia"/>
+          <w:color w:val="000000" w:themeColor="text1"/>
+          <w:szCs w:val="24"/>
+          <w:lang w:val="en-US"/>
+        </w:rPr>
+      </w:pPr>
+    </w:p>
+    <w:p>
+      <w:pPr>
+        <w:rPr>
+          <w:rFonts w:eastAsiaTheme="minorEastAsia"/>
+          <w:color w:val="000000" w:themeColor="text1"/>
+          <w:szCs w:val="24"/>
+          <w:lang w:val="en-US"/>
+        </w:rPr>
+      </w:pPr>
+      <w:r>
+        <w:rPr>
+          <w:rFonts w:eastAsiaTheme="minorEastAsia"/>
+          <w:color w:val="000000" w:themeColor="text1"/>
+          <w:szCs w:val="24"/>
+          <w:lang w:val="en-US"/>
+        </w:rPr>
+        <w:t>Interesting sources I want to study further:</w:t>
       </w:r>
     </w:p>
     <w:tbl>
@@ -803,7 +1098,6 @@
               <w:rPr>
                 <w:rFonts w:eastAsiaTheme="minorEastAsia"/>
                 <w:color w:val="000000" w:themeColor="text1"/>
-                <w:sz w:val="24"/>
                 <w:szCs w:val="24"/>
                 <w:lang w:val="en-US"/>
               </w:rPr>
@@ -814,7 +1108,6 @@
               <w:rPr>
                 <w:rFonts w:eastAsiaTheme="minorEastAsia"/>
                 <w:color w:val="000000" w:themeColor="text1"/>
-                <w:sz w:val="24"/>
                 <w:szCs w:val="24"/>
                 <w:lang w:val="en-US"/>
               </w:rPr>
@@ -825,7 +1118,6 @@
               <w:rPr>
                 <w:rFonts w:eastAsiaTheme="minorEastAsia"/>
                 <w:color w:val="000000" w:themeColor="text1"/>
-                <w:sz w:val="24"/>
                 <w:szCs w:val="24"/>
                 <w:lang w:val="en-US"/>
               </w:rPr>
@@ -836,215 +1128,69 @@
     </w:tbl>
     <w:p>
       <w:pPr>
+        <w:spacing w:after="0" w:line="240" w:lineRule="auto"/>
         <w:rPr>
           <w:rFonts w:eastAsiaTheme="minorEastAsia"/>
           <w:color w:val="000000" w:themeColor="text1"/>
-          <w:sz w:val="24"/>
-          <w:szCs w:val="24"/>
           <w:lang w:val="en-US"/>
         </w:rPr>
       </w:pPr>
     </w:p>
     <w:p>
       <w:pPr>
+        <w:spacing w:after="0" w:line="240" w:lineRule="auto"/>
         <w:rPr>
           <w:rFonts w:eastAsiaTheme="minorEastAsia"/>
           <w:color w:val="000000" w:themeColor="text1"/>
-          <w:sz w:val="24"/>
-          <w:szCs w:val="24"/>
-          <w:lang w:val="en-US"/>
-        </w:rPr>
-      </w:pPr>
-      <w:r>
-        <w:rPr>
-          <w:rFonts w:eastAsiaTheme="minorEastAsia"/>
-          <w:color w:val="000000" w:themeColor="text1"/>
-          <w:sz w:val="24"/>
-          <w:szCs w:val="24"/>
-          <w:lang w:val="en-US"/>
-        </w:rPr>
-        <w:t>Interesting observations on the topic:</w:t>
-      </w:r>
-    </w:p>
-    <w:tbl>
-      <w:tblPr>
-        <w:tblStyle w:val="TableGrid"/>
-        <w:tblW w:w="0" w:type="auto"/>
-        <w:tblLook w:val="06A0" w:firstRow="1" w:lastRow="0" w:firstColumn="1" w:lastColumn="0" w:noHBand="1" w:noVBand="1"/>
-      </w:tblPr>
-      <w:tblGrid>
-        <w:gridCol w:w="9015"/>
-      </w:tblGrid>
-      <w:tr>
-        <w:trPr>
-          <w:trHeight w:val="300"/>
-        </w:trPr>
-        <w:tc>
-          <w:tcPr>
-            <w:tcW w:w="9015" w:type="dxa"/>
-          </w:tcPr>
-          <w:p>
-            <w:pPr>
-              <w:rPr>
-                <w:rFonts w:eastAsiaTheme="minorEastAsia"/>
-                <w:color w:val="000000" w:themeColor="text1"/>
-                <w:sz w:val="24"/>
-                <w:szCs w:val="24"/>
-                <w:lang w:val="en-US"/>
-              </w:rPr>
-            </w:pPr>
-          </w:p>
-          <w:p>
-            <w:pPr>
-              <w:rPr>
-                <w:rFonts w:eastAsiaTheme="minorEastAsia"/>
-                <w:color w:val="000000" w:themeColor="text1"/>
-                <w:sz w:val="24"/>
-                <w:szCs w:val="24"/>
-                <w:lang w:val="en-US"/>
-              </w:rPr>
-            </w:pPr>
-          </w:p>
-          <w:p>
-            <w:pPr>
-              <w:rPr>
-                <w:rFonts w:eastAsiaTheme="minorEastAsia"/>
-                <w:color w:val="000000" w:themeColor="text1"/>
-                <w:sz w:val="24"/>
-                <w:szCs w:val="24"/>
-                <w:lang w:val="en-US"/>
-              </w:rPr>
-            </w:pPr>
-          </w:p>
-        </w:tc>
-      </w:tr>
-    </w:tbl>
-    <w:p>
-      <w:pPr>
-        <w:rPr>
-          <w:rFonts w:eastAsiaTheme="minorEastAsia"/>
-          <w:color w:val="000000" w:themeColor="text1"/>
-          <w:sz w:val="24"/>
-          <w:szCs w:val="24"/>
           <w:lang w:val="en-US"/>
         </w:rPr>
       </w:pPr>
     </w:p>
     <w:p>
-      <w:pPr>
-        <w:rPr>
-          <w:rFonts w:eastAsiaTheme="minorEastAsia"/>
-          <w:color w:val="000000" w:themeColor="text1"/>
-          <w:sz w:val="24"/>
-          <w:szCs w:val="24"/>
-          <w:lang w:val="en-US"/>
-        </w:rPr>
-      </w:pPr>
-      <w:r>
-        <w:rPr>
-          <w:rFonts w:eastAsiaTheme="minorEastAsia"/>
-          <w:color w:val="000000" w:themeColor="text1"/>
-          <w:sz w:val="24"/>
-          <w:szCs w:val="24"/>
-          <w:lang w:val="en-US"/>
-        </w:rPr>
-        <w:t>Interesting sources I want to study further:</w:t>
-      </w:r>
-    </w:p>
-    <w:tbl>
-      <w:tblPr>
-        <w:tblStyle w:val="TableGrid"/>
-        <w:tblW w:w="0" w:type="auto"/>
-        <w:tblLook w:val="06A0" w:firstRow="1" w:lastRow="0" w:firstColumn="1" w:lastColumn="0" w:noHBand="1" w:noVBand="1"/>
-      </w:tblPr>
-      <w:tblGrid>
-        <w:gridCol w:w="9015"/>
-      </w:tblGrid>
-      <w:tr>
-        <w:trPr>
-          <w:trHeight w:val="300"/>
-        </w:trPr>
-        <w:tc>
-          <w:tcPr>
-            <w:tcW w:w="9015" w:type="dxa"/>
-          </w:tcPr>
-          <w:p>
-            <w:pPr>
-              <w:rPr>
-                <w:rFonts w:eastAsiaTheme="minorEastAsia"/>
-                <w:color w:val="000000" w:themeColor="text1"/>
-                <w:sz w:val="24"/>
-                <w:szCs w:val="24"/>
-                <w:lang w:val="en-US"/>
-              </w:rPr>
-            </w:pPr>
-          </w:p>
-          <w:p>
-            <w:pPr>
-              <w:rPr>
-                <w:rFonts w:eastAsiaTheme="minorEastAsia"/>
-                <w:color w:val="000000" w:themeColor="text1"/>
-                <w:sz w:val="24"/>
-                <w:szCs w:val="24"/>
-                <w:lang w:val="en-US"/>
-              </w:rPr>
-            </w:pPr>
-          </w:p>
-          <w:p>
-            <w:pPr>
-              <w:rPr>
-                <w:rFonts w:eastAsiaTheme="minorEastAsia"/>
-                <w:color w:val="000000" w:themeColor="text1"/>
-                <w:sz w:val="24"/>
-                <w:szCs w:val="24"/>
-                <w:lang w:val="en-US"/>
-              </w:rPr>
-            </w:pPr>
-          </w:p>
-        </w:tc>
-      </w:tr>
-    </w:tbl>
-    <w:p>
-      <w:pPr>
-        <w:spacing w:after="0" w:line="240" w:lineRule="auto"/>
-        <w:rPr>
-          <w:rFonts w:eastAsiaTheme="minorEastAsia"/>
-          <w:color w:val="000000" w:themeColor="text1"/>
-          <w:lang w:val="en-US"/>
-        </w:rPr>
-      </w:pPr>
+      <w:r>
+        <w:br w:type="page"/>
+      </w:r>
     </w:p>
     <w:p>
       <w:pPr>
-        <w:spacing w:after="0" w:line="240" w:lineRule="auto"/>
-        <w:rPr>
-          <w:rFonts w:eastAsiaTheme="minorEastAsia"/>
-          <w:color w:val="000000" w:themeColor="text1"/>
-          <w:lang w:val="en-US"/>
-        </w:rPr>
-      </w:pPr>
+        <w:pStyle w:val="Heading1"/>
+      </w:pPr>
+      <w:r>
+        <w:lastRenderedPageBreak/>
+        <w:t>1b</w:t>
+      </w:r>
+      <w:r>
+        <w:t>.</w:t>
+      </w:r>
+      <w:r>
+        <w:t xml:space="preserve"> Exploring Academic Literature</w:t>
+      </w:r>
     </w:p>
     <w:p>
       <w:r>
-        <w:br w:type="page"/>
-      </w:r>
-    </w:p>
-    <w:p>
-      <w:pPr>
-        <w:pStyle w:val="Heading1"/>
-        <w:rPr>
-          <w:rFonts w:asciiTheme="minorHAnsi" w:eastAsiaTheme="minorEastAsia" w:hAnsiTheme="minorHAnsi" w:cstheme="minorBidi"/>
-        </w:rPr>
-      </w:pPr>
-      <w:r>
-        <w:lastRenderedPageBreak/>
-        <w:t>1b</w:t>
-      </w:r>
+        <w:t xml:space="preserve">Related to </w:t>
+      </w:r>
+      <w:hyperlink r:id="rId15">
+        <w:r>
+          <w:rPr>
+            <w:rStyle w:val="Hyperlink"/>
+            <w:rFonts w:eastAsiaTheme="minorEastAsia"/>
+            <w:lang w:val="en-US"/>
+          </w:rPr>
+          <w:t>Chapter 1b of the thesis guide</w:t>
+        </w:r>
+      </w:hyperlink>
       <w:r>
         <w:t>.</w:t>
       </w:r>
       <w:r>
-        <w:t xml:space="preserve"> Exploring Academic Literature</w:t>
+        <w:rPr>
+          <w:rFonts w:eastAsiaTheme="minorEastAsia"/>
+          <w:color w:val="000000" w:themeColor="text1"/>
+          <w:szCs w:val="24"/>
+          <w:lang w:val="en-US"/>
+        </w:rPr>
+        <w:t xml:space="preserve">  </w:t>
       </w:r>
     </w:p>
     <w:p>
@@ -1093,20 +1239,26 @@
             <w:pPr>
               <w:rPr>
                 <w:rFonts w:eastAsiaTheme="minorEastAsia"/>
-              </w:rPr>
-            </w:pPr>
-            <w:r>
-              <w:rPr>
-                <w:rFonts w:eastAsiaTheme="minorEastAsia"/>
+                <w:szCs w:val="24"/>
+              </w:rPr>
+            </w:pPr>
+            <w:r>
+              <w:rPr>
+                <w:rFonts w:eastAsiaTheme="minorEastAsia"/>
+                <w:szCs w:val="24"/>
               </w:rPr>
               <w:t>My exploration question</w:t>
             </w:r>
             <w:r>
+              <w:rPr>
+                <w:szCs w:val="24"/>
+              </w:rPr>
               <w:br/>
             </w:r>
             <w:r>
               <w:rPr>
                 <w:rFonts w:eastAsiaTheme="minorEastAsia"/>
+                <w:szCs w:val="24"/>
               </w:rPr>
               <w:t xml:space="preserve"> </w:t>
             </w:r>
@@ -1126,11 +1278,13 @@
             <w:pPr>
               <w:rPr>
                 <w:rFonts w:eastAsiaTheme="minorEastAsia"/>
-              </w:rPr>
-            </w:pPr>
-            <w:r>
-              <w:rPr>
-                <w:rFonts w:eastAsiaTheme="minorEastAsia"/>
+                <w:szCs w:val="24"/>
+              </w:rPr>
+            </w:pPr>
+            <w:r>
+              <w:rPr>
+                <w:rFonts w:eastAsiaTheme="minorEastAsia"/>
+                <w:szCs w:val="24"/>
               </w:rPr>
               <w:t xml:space="preserve"> </w:t>
             </w:r>
@@ -1152,9 +1306,15 @@
             </w:tcBorders>
           </w:tcPr>
           <w:p>
-            <w:r>
-              <w:rPr>
-                <w:rFonts w:eastAsiaTheme="minorEastAsia"/>
+            <w:pPr>
+              <w:rPr>
+                <w:szCs w:val="24"/>
+              </w:rPr>
+            </w:pPr>
+            <w:r>
+              <w:rPr>
+                <w:rFonts w:eastAsiaTheme="minorEastAsia"/>
+                <w:szCs w:val="24"/>
               </w:rPr>
               <w:t>Database used for exploration</w:t>
             </w:r>
@@ -1163,6 +1323,7 @@
             <w:pPr>
               <w:rPr>
                 <w:rFonts w:eastAsiaTheme="minorEastAsia"/>
+                <w:szCs w:val="24"/>
               </w:rPr>
             </w:pPr>
           </w:p>
@@ -1181,6 +1342,7 @@
             <w:pPr>
               <w:rPr>
                 <w:rFonts w:eastAsiaTheme="minorEastAsia"/>
+                <w:szCs w:val="24"/>
               </w:rPr>
             </w:pPr>
           </w:p>
@@ -1201,9 +1363,15 @@
             </w:tcBorders>
           </w:tcPr>
           <w:p>
-            <w:r>
-              <w:rPr>
-                <w:rFonts w:eastAsiaTheme="minorEastAsia"/>
+            <w:pPr>
+              <w:rPr>
+                <w:szCs w:val="24"/>
+              </w:rPr>
+            </w:pPr>
+            <w:r>
+              <w:rPr>
+                <w:rFonts w:eastAsiaTheme="minorEastAsia"/>
+                <w:szCs w:val="24"/>
               </w:rPr>
               <w:t>Exact query used</w:t>
             </w:r>
@@ -1212,6 +1380,7 @@
             <w:pPr>
               <w:rPr>
                 <w:rFonts w:eastAsiaTheme="minorEastAsia"/>
+                <w:szCs w:val="24"/>
               </w:rPr>
             </w:pPr>
           </w:p>
@@ -1230,6 +1399,7 @@
             <w:pPr>
               <w:rPr>
                 <w:rFonts w:eastAsiaTheme="minorEastAsia"/>
+                <w:szCs w:val="24"/>
               </w:rPr>
             </w:pPr>
           </w:p>
@@ -1250,9 +1420,15 @@
             </w:tcBorders>
           </w:tcPr>
           <w:p>
-            <w:r>
-              <w:rPr>
-                <w:rFonts w:eastAsiaTheme="minorEastAsia"/>
+            <w:pPr>
+              <w:rPr>
+                <w:szCs w:val="24"/>
+              </w:rPr>
+            </w:pPr>
+            <w:r>
+              <w:rPr>
+                <w:rFonts w:eastAsiaTheme="minorEastAsia"/>
+                <w:szCs w:val="24"/>
               </w:rPr>
               <w:t>Filters applied</w:t>
             </w:r>
@@ -1261,6 +1437,7 @@
             <w:pPr>
               <w:rPr>
                 <w:rFonts w:eastAsiaTheme="minorEastAsia"/>
+                <w:szCs w:val="24"/>
               </w:rPr>
             </w:pPr>
           </w:p>
@@ -1279,6 +1456,7 @@
             <w:pPr>
               <w:rPr>
                 <w:rFonts w:eastAsiaTheme="minorEastAsia"/>
+                <w:szCs w:val="24"/>
               </w:rPr>
             </w:pPr>
           </w:p>
@@ -1302,13 +1480,20 @@
             <w:pPr>
               <w:rPr>
                 <w:rFonts w:eastAsiaTheme="minorEastAsia"/>
-              </w:rPr>
-            </w:pPr>
-          </w:p>
-          <w:p>
-            <w:r>
-              <w:rPr>
-                <w:rFonts w:eastAsiaTheme="minorEastAsia"/>
+                <w:szCs w:val="24"/>
+              </w:rPr>
+            </w:pPr>
+          </w:p>
+          <w:p>
+            <w:pPr>
+              <w:rPr>
+                <w:szCs w:val="24"/>
+              </w:rPr>
+            </w:pPr>
+            <w:r>
+              <w:rPr>
+                <w:rFonts w:eastAsiaTheme="minorEastAsia"/>
+                <w:szCs w:val="24"/>
               </w:rPr>
               <w:t>Number of results</w:t>
             </w:r>
@@ -1317,6 +1502,7 @@
             <w:pPr>
               <w:rPr>
                 <w:rFonts w:eastAsiaTheme="minorEastAsia"/>
+                <w:szCs w:val="24"/>
               </w:rPr>
             </w:pPr>
           </w:p>
@@ -1335,6 +1521,7 @@
             <w:pPr>
               <w:rPr>
                 <w:rFonts w:eastAsiaTheme="minorEastAsia"/>
+                <w:szCs w:val="24"/>
               </w:rPr>
             </w:pPr>
           </w:p>
@@ -1345,6 +1532,7 @@
       <w:pPr>
         <w:rPr>
           <w:rFonts w:eastAsiaTheme="minorEastAsia"/>
+          <w:szCs w:val="24"/>
         </w:rPr>
       </w:pPr>
     </w:p>
@@ -1352,12 +1540,14 @@
       <w:pPr>
         <w:rPr>
           <w:rFonts w:eastAsiaTheme="minorEastAsia"/>
+          <w:szCs w:val="24"/>
           <w:u w:val="single"/>
         </w:rPr>
       </w:pPr>
       <w:r>
         <w:rPr>
           <w:rFonts w:eastAsiaTheme="minorEastAsia"/>
+          <w:szCs w:val="24"/>
           <w:u w:val="single"/>
         </w:rPr>
         <w:t>Check your Query:</w:t>
@@ -1368,15 +1558,17 @@
         <w:pStyle w:val="ListParagraph"/>
         <w:numPr>
           <w:ilvl w:val="0"/>
-          <w:numId w:val="1"/>
+          <w:numId w:val="3"/>
         </w:numPr>
         <w:rPr>
           <w:rFonts w:eastAsiaTheme="minorEastAsia"/>
-        </w:rPr>
-      </w:pPr>
-      <w:r>
-        <w:rPr>
-          <w:rFonts w:eastAsiaTheme="minorEastAsia"/>
+          <w:szCs w:val="24"/>
+        </w:rPr>
+      </w:pPr>
+      <w:r>
+        <w:rPr>
+          <w:rFonts w:eastAsiaTheme="minorEastAsia"/>
+          <w:szCs w:val="24"/>
         </w:rPr>
         <w:t>I have used a broad question (not a specific research question)</w:t>
       </w:r>
@@ -1386,15 +1578,17 @@
         <w:pStyle w:val="ListParagraph"/>
         <w:numPr>
           <w:ilvl w:val="0"/>
-          <w:numId w:val="1"/>
+          <w:numId w:val="3"/>
         </w:numPr>
         <w:rPr>
           <w:rFonts w:eastAsiaTheme="minorEastAsia"/>
-        </w:rPr>
-      </w:pPr>
-      <w:r>
-        <w:rPr>
-          <w:rFonts w:eastAsiaTheme="minorEastAsia"/>
+          <w:szCs w:val="24"/>
+        </w:rPr>
+      </w:pPr>
+      <w:r>
+        <w:rPr>
+          <w:rFonts w:eastAsiaTheme="minorEastAsia"/>
+          <w:szCs w:val="24"/>
         </w:rPr>
         <w:t>I have chosen a multidisciplinary database</w:t>
       </w:r>
@@ -1404,15 +1598,17 @@
         <w:pStyle w:val="ListParagraph"/>
         <w:numPr>
           <w:ilvl w:val="0"/>
-          <w:numId w:val="1"/>
+          <w:numId w:val="3"/>
         </w:numPr>
         <w:rPr>
           <w:rFonts w:eastAsiaTheme="minorEastAsia"/>
-        </w:rPr>
-      </w:pPr>
-      <w:r>
-        <w:rPr>
-          <w:rFonts w:eastAsiaTheme="minorEastAsia"/>
+          <w:szCs w:val="24"/>
+        </w:rPr>
+      </w:pPr>
+      <w:r>
+        <w:rPr>
+          <w:rFonts w:eastAsiaTheme="minorEastAsia"/>
+          <w:szCs w:val="24"/>
         </w:rPr>
         <w:t>I have applied relevant filters</w:t>
       </w:r>
@@ -1422,15 +1618,17 @@
         <w:pStyle w:val="ListParagraph"/>
         <w:numPr>
           <w:ilvl w:val="0"/>
-          <w:numId w:val="1"/>
+          <w:numId w:val="3"/>
         </w:numPr>
         <w:rPr>
           <w:rFonts w:eastAsiaTheme="minorEastAsia"/>
-        </w:rPr>
-      </w:pPr>
-      <w:r>
-        <w:rPr>
-          <w:rFonts w:eastAsiaTheme="minorEastAsia"/>
+          <w:szCs w:val="24"/>
+        </w:rPr>
+      </w:pPr>
+      <w:r>
+        <w:rPr>
+          <w:rFonts w:eastAsiaTheme="minorEastAsia"/>
+          <w:szCs w:val="24"/>
         </w:rPr>
         <w:t>I have between 2000 – 10000 results</w:t>
       </w:r>
@@ -1511,13 +1709,13 @@
         <w:tblLook w:val="04A0" w:firstRow="1" w:lastRow="0" w:firstColumn="1" w:lastColumn="0" w:noHBand="0" w:noVBand="1"/>
       </w:tblPr>
       <w:tblGrid>
-        <w:gridCol w:w="4224"/>
-        <w:gridCol w:w="4791"/>
+        <w:gridCol w:w="3392"/>
+        <w:gridCol w:w="5623"/>
       </w:tblGrid>
       <w:tr>
         <w:tc>
           <w:tcPr>
-            <w:tcW w:w="4224" w:type="dxa"/>
+            <w:tcW w:w="3392" w:type="dxa"/>
             <w:tcBorders>
               <w:top w:val="single" w:sz="8" w:space="0" w:color="auto"/>
               <w:left w:val="single" w:sz="8" w:space="0" w:color="auto"/>
@@ -1535,13 +1733,13 @@
               <w:rPr>
                 <w:rFonts w:eastAsiaTheme="minorEastAsia"/>
               </w:rPr>
-              <w:t>What is the number of publications per year on your topic?</w:t>
-            </w:r>
-          </w:p>
-        </w:tc>
-        <w:tc>
-          <w:tcPr>
-            <w:tcW w:w="4791" w:type="dxa"/>
+              <w:t>Top 5 journals</w:t>
+            </w:r>
+          </w:p>
+        </w:tc>
+        <w:tc>
+          <w:tcPr>
+            <w:tcW w:w="5623" w:type="dxa"/>
             <w:tcBorders>
               <w:top w:val="single" w:sz="8" w:space="0" w:color="auto"/>
               <w:left w:val="single" w:sz="8" w:space="0" w:color="auto"/>
@@ -1556,16 +1754,75 @@
               </w:rPr>
             </w:pPr>
             <w:r>
-              <w:br/>
-            </w:r>
-            <w:r>
-              <w:br/>
-            </w:r>
-            <w:r>
-              <w:br/>
-            </w:r>
-            <w:r>
-              <w:br/>
+              <w:rPr>
+                <w:rFonts w:eastAsiaTheme="minorEastAsia"/>
+              </w:rPr>
+              <w:t>1.</w:t>
+            </w:r>
+          </w:p>
+          <w:p>
+            <w:pPr>
+              <w:rPr>
+                <w:rFonts w:eastAsiaTheme="minorEastAsia"/>
+              </w:rPr>
+            </w:pPr>
+            <w:r>
+              <w:rPr>
+                <w:rFonts w:eastAsiaTheme="minorEastAsia"/>
+              </w:rPr>
+              <w:t>2.</w:t>
+            </w:r>
+          </w:p>
+          <w:p>
+            <w:pPr>
+              <w:rPr>
+                <w:rFonts w:eastAsiaTheme="minorEastAsia"/>
+              </w:rPr>
+            </w:pPr>
+            <w:r>
+              <w:rPr>
+                <w:rFonts w:eastAsiaTheme="minorEastAsia"/>
+              </w:rPr>
+              <w:t>3.</w:t>
+            </w:r>
+          </w:p>
+          <w:p>
+            <w:pPr>
+              <w:rPr>
+                <w:rFonts w:eastAsiaTheme="minorEastAsia"/>
+              </w:rPr>
+            </w:pPr>
+            <w:r>
+              <w:rPr>
+                <w:rFonts w:eastAsiaTheme="minorEastAsia"/>
+              </w:rPr>
+              <w:t>4.</w:t>
+            </w:r>
+          </w:p>
+          <w:p>
+            <w:pPr>
+              <w:rPr>
+                <w:rFonts w:eastAsiaTheme="minorEastAsia"/>
+              </w:rPr>
+            </w:pPr>
+            <w:r>
+              <w:rPr>
+                <w:rFonts w:eastAsiaTheme="minorEastAsia"/>
+              </w:rPr>
+              <w:t>5.</w:t>
+            </w:r>
+          </w:p>
+          <w:p>
+            <w:pPr>
+              <w:rPr>
+                <w:rFonts w:eastAsiaTheme="minorEastAsia"/>
+              </w:rPr>
+            </w:pPr>
+            <w:r>
+              <w:rPr>
+                <w:rFonts w:eastAsiaTheme="minorEastAsia"/>
+              </w:rPr>
+              <w:t xml:space="preserve"> </w:t>
             </w:r>
           </w:p>
         </w:tc>
@@ -1573,7 +1830,7 @@
       <w:tr>
         <w:tc>
           <w:tcPr>
-            <w:tcW w:w="4224" w:type="dxa"/>
+            <w:tcW w:w="3392" w:type="dxa"/>
             <w:tcBorders>
               <w:top w:val="single" w:sz="8" w:space="0" w:color="auto"/>
               <w:left w:val="single" w:sz="8" w:space="0" w:color="auto"/>
@@ -1591,13 +1848,13 @@
               <w:rPr>
                 <w:rFonts w:eastAsiaTheme="minorEastAsia"/>
               </w:rPr>
-              <w:t>Top 5 journals</w:t>
-            </w:r>
-          </w:p>
-        </w:tc>
-        <w:tc>
-          <w:tcPr>
-            <w:tcW w:w="4791" w:type="dxa"/>
+              <w:t>Top 5 subject areas</w:t>
+            </w:r>
+          </w:p>
+        </w:tc>
+        <w:tc>
+          <w:tcPr>
+            <w:tcW w:w="5623" w:type="dxa"/>
             <w:tcBorders>
               <w:top w:val="single" w:sz="8" w:space="0" w:color="auto"/>
               <w:left w:val="single" w:sz="8" w:space="0" w:color="auto"/>
@@ -1683,25 +1940,15 @@
               <w:t xml:space="preserve"> </w:t>
             </w:r>
           </w:p>
-          <w:p>
-            <w:pPr>
-              <w:rPr>
-                <w:rFonts w:eastAsiaTheme="minorEastAsia"/>
-              </w:rPr>
-            </w:pPr>
-            <w:r>
-              <w:rPr>
-                <w:rFonts w:eastAsiaTheme="minorEastAsia"/>
-              </w:rPr>
-              <w:t xml:space="preserve"> </w:t>
-            </w:r>
-          </w:p>
         </w:tc>
       </w:tr>
       <w:tr>
-        <w:tc>
-          <w:tcPr>
-            <w:tcW w:w="4224" w:type="dxa"/>
+        <w:trPr>
+          <w:trHeight w:val="2062"/>
+        </w:trPr>
+        <w:tc>
+          <w:tcPr>
+            <w:tcW w:w="3392" w:type="dxa"/>
             <w:tcBorders>
               <w:top w:val="single" w:sz="8" w:space="0" w:color="auto"/>
               <w:left w:val="single" w:sz="8" w:space="0" w:color="auto"/>
@@ -1719,13 +1966,14 @@
               <w:rPr>
                 <w:rFonts w:eastAsiaTheme="minorEastAsia"/>
               </w:rPr>
-              <w:t>Top 5 subject areas</w:t>
-            </w:r>
-          </w:p>
-        </w:tc>
-        <w:tc>
-          <w:tcPr>
-            <w:tcW w:w="4791" w:type="dxa"/>
+              <w:lastRenderedPageBreak/>
+              <w:t>Top keywords</w:t>
+            </w:r>
+          </w:p>
+        </w:tc>
+        <w:tc>
+          <w:tcPr>
+            <w:tcW w:w="5623" w:type="dxa"/>
             <w:tcBorders>
               <w:top w:val="single" w:sz="8" w:space="0" w:color="auto"/>
               <w:left w:val="single" w:sz="8" w:space="0" w:color="auto"/>
@@ -1739,94 +1987,13 @@
                 <w:rFonts w:eastAsiaTheme="minorEastAsia"/>
               </w:rPr>
             </w:pPr>
-            <w:r>
-              <w:rPr>
-                <w:rFonts w:eastAsiaTheme="minorEastAsia"/>
-              </w:rPr>
-              <w:t>1.</w:t>
-            </w:r>
-          </w:p>
-          <w:p>
-            <w:pPr>
-              <w:rPr>
-                <w:rFonts w:eastAsiaTheme="minorEastAsia"/>
-              </w:rPr>
-            </w:pPr>
-            <w:r>
-              <w:rPr>
-                <w:rFonts w:eastAsiaTheme="minorEastAsia"/>
-              </w:rPr>
-              <w:t>2.</w:t>
-            </w:r>
-          </w:p>
-          <w:p>
-            <w:pPr>
-              <w:rPr>
-                <w:rFonts w:eastAsiaTheme="minorEastAsia"/>
-              </w:rPr>
-            </w:pPr>
-            <w:r>
-              <w:rPr>
-                <w:rFonts w:eastAsiaTheme="minorEastAsia"/>
-              </w:rPr>
-              <w:t>3.</w:t>
-            </w:r>
-          </w:p>
-          <w:p>
-            <w:pPr>
-              <w:rPr>
-                <w:rFonts w:eastAsiaTheme="minorEastAsia"/>
-              </w:rPr>
-            </w:pPr>
-            <w:r>
-              <w:rPr>
-                <w:rFonts w:eastAsiaTheme="minorEastAsia"/>
-              </w:rPr>
-              <w:t>4.</w:t>
-            </w:r>
-          </w:p>
-          <w:p>
-            <w:pPr>
-              <w:rPr>
-                <w:rFonts w:eastAsiaTheme="minorEastAsia"/>
-              </w:rPr>
-            </w:pPr>
-            <w:r>
-              <w:rPr>
-                <w:rFonts w:eastAsiaTheme="minorEastAsia"/>
-              </w:rPr>
-              <w:t>5.</w:t>
-            </w:r>
-          </w:p>
-          <w:p>
-            <w:pPr>
-              <w:rPr>
-                <w:rFonts w:eastAsiaTheme="minorEastAsia"/>
-              </w:rPr>
-            </w:pPr>
-          </w:p>
-          <w:p>
-            <w:pPr>
-              <w:rPr>
-                <w:rFonts w:eastAsiaTheme="minorEastAsia"/>
-              </w:rPr>
-            </w:pPr>
-            <w:r>
-              <w:rPr>
-                <w:rFonts w:eastAsiaTheme="minorEastAsia"/>
-              </w:rPr>
-              <w:t xml:space="preserve"> </w:t>
-            </w:r>
           </w:p>
         </w:tc>
       </w:tr>
       <w:tr>
-        <w:trPr>
-          <w:trHeight w:val="2062"/>
-        </w:trPr>
-        <w:tc>
-          <w:tcPr>
-            <w:tcW w:w="4224" w:type="dxa"/>
+        <w:tc>
+          <w:tcPr>
+            <w:tcW w:w="3392" w:type="dxa"/>
             <w:tcBorders>
               <w:top w:val="single" w:sz="8" w:space="0" w:color="auto"/>
               <w:left w:val="single" w:sz="8" w:space="0" w:color="auto"/>
@@ -1844,51 +2011,6 @@
               <w:rPr>
                 <w:rFonts w:eastAsiaTheme="minorEastAsia"/>
               </w:rPr>
-              <w:lastRenderedPageBreak/>
-              <w:t>Top keywords</w:t>
-            </w:r>
-          </w:p>
-        </w:tc>
-        <w:tc>
-          <w:tcPr>
-            <w:tcW w:w="4791" w:type="dxa"/>
-            <w:tcBorders>
-              <w:top w:val="single" w:sz="8" w:space="0" w:color="auto"/>
-              <w:left w:val="single" w:sz="8" w:space="0" w:color="auto"/>
-              <w:bottom w:val="single" w:sz="8" w:space="0" w:color="auto"/>
-              <w:right w:val="single" w:sz="8" w:space="0" w:color="auto"/>
-            </w:tcBorders>
-          </w:tcPr>
-          <w:p>
-            <w:pPr>
-              <w:rPr>
-                <w:rFonts w:eastAsiaTheme="minorEastAsia"/>
-              </w:rPr>
-            </w:pPr>
-          </w:p>
-        </w:tc>
-      </w:tr>
-      <w:tr>
-        <w:tc>
-          <w:tcPr>
-            <w:tcW w:w="4224" w:type="dxa"/>
-            <w:tcBorders>
-              <w:top w:val="single" w:sz="8" w:space="0" w:color="auto"/>
-              <w:left w:val="single" w:sz="8" w:space="0" w:color="auto"/>
-              <w:bottom w:val="single" w:sz="8" w:space="0" w:color="auto"/>
-              <w:right w:val="single" w:sz="8" w:space="0" w:color="auto"/>
-            </w:tcBorders>
-          </w:tcPr>
-          <w:p>
-            <w:pPr>
-              <w:rPr>
-                <w:rFonts w:eastAsiaTheme="minorEastAsia"/>
-              </w:rPr>
-            </w:pPr>
-            <w:r>
-              <w:rPr>
-                <w:rFonts w:eastAsiaTheme="minorEastAsia"/>
-              </w:rPr>
               <w:t>Other worthy first impressions</w:t>
             </w:r>
           </w:p>
@@ -1928,7 +2050,7 @@
         </w:tc>
         <w:tc>
           <w:tcPr>
-            <w:tcW w:w="4791" w:type="dxa"/>
+            <w:tcW w:w="5623" w:type="dxa"/>
             <w:tcBorders>
               <w:top w:val="single" w:sz="8" w:space="0" w:color="auto"/>
               <w:left w:val="single" w:sz="8" w:space="0" w:color="auto"/>
@@ -2362,7 +2484,25 @@
               <w:rPr>
                 <w:rFonts w:eastAsiaTheme="minorEastAsia"/>
               </w:rPr>
-              <w:t>. What words can help you in your content search?</w:t>
+              <w:t xml:space="preserve">. What words can help you in your </w:t>
+            </w:r>
+            <w:r>
+              <w:rPr>
+                <w:rFonts w:eastAsiaTheme="minorEastAsia"/>
+              </w:rPr>
+              <w:t>keyword</w:t>
+            </w:r>
+            <w:r>
+              <w:rPr>
+                <w:rFonts w:eastAsiaTheme="minorEastAsia"/>
+              </w:rPr>
+              <w:t xml:space="preserve"> </w:t>
+            </w:r>
+            <w:r>
+              <w:rPr>
+                <w:rFonts w:eastAsiaTheme="minorEastAsia"/>
+              </w:rPr>
+              <w:t>search?</w:t>
             </w:r>
           </w:p>
         </w:tc>
@@ -2395,55 +2535,65 @@
           <w:rFonts w:eastAsiaTheme="minorEastAsia"/>
         </w:rPr>
       </w:pPr>
+      <w:r>
+        <w:rPr>
+          <w:rFonts w:eastAsiaTheme="minorEastAsia"/>
+        </w:rPr>
+        <w:br w:type="page"/>
+      </w:r>
     </w:p>
     <w:p>
       <w:pPr>
-        <w:rPr>
-          <w:rFonts w:eastAsiaTheme="minorEastAsia"/>
-        </w:rPr>
-      </w:pPr>
+        <w:pStyle w:val="Heading1"/>
+      </w:pPr>
+      <w:r>
+        <w:lastRenderedPageBreak/>
+        <w:t>1c. Formulate an Information Search Question</w:t>
+      </w:r>
     </w:p>
     <w:p>
-      <w:pPr>
-        <w:rPr>
-          <w:rFonts w:eastAsiaTheme="minorEastAsia"/>
-        </w:rPr>
-      </w:pPr>
-      <w:r>
-        <w:rPr>
-          <w:rFonts w:eastAsiaTheme="minorEastAsia"/>
-        </w:rPr>
-        <w:br w:type="page"/>
+      <w:r>
+        <w:t xml:space="preserve">Related to </w:t>
+      </w:r>
+      <w:hyperlink r:id="rId16">
+        <w:r>
+          <w:rPr>
+            <w:rStyle w:val="Hyperlink"/>
+            <w:rFonts w:eastAsiaTheme="minorEastAsia"/>
+            <w:lang w:val="en-US"/>
+          </w:rPr>
+          <w:t>Chapter 1c of the thesis guide</w:t>
+        </w:r>
+      </w:hyperlink>
+      <w:r>
+        <w:t>.</w:t>
+      </w:r>
+      <w:r>
+        <w:rPr>
+          <w:rFonts w:eastAsiaTheme="minorEastAsia"/>
+          <w:color w:val="000000" w:themeColor="text1"/>
+          <w:szCs w:val="24"/>
+          <w:lang w:val="en-US"/>
+        </w:rPr>
+        <w:t xml:space="preserve">  </w:t>
       </w:r>
     </w:p>
     <w:p>
       <w:pPr>
-        <w:pStyle w:val="Heading1"/>
-        <w:rPr>
-          <w:rFonts w:asciiTheme="minorHAnsi" w:eastAsiaTheme="minorEastAsia" w:hAnsiTheme="minorHAnsi" w:cstheme="minorBidi"/>
-        </w:rPr>
-      </w:pPr>
-      <w:r>
-        <w:lastRenderedPageBreak/>
-        <w:t>1c. Formulate an Information Search Question</w:t>
+        <w:pStyle w:val="Heading2"/>
+      </w:pPr>
+      <w:r>
+        <w:t xml:space="preserve">1: </w:t>
+      </w:r>
+      <w:r>
+        <w:t>Define the components of your information search question</w:t>
+      </w:r>
+      <w:r>
+        <w:t>.</w:t>
       </w:r>
     </w:p>
     <w:p>
       <w:pPr>
-        <w:pStyle w:val="Heading2"/>
-      </w:pPr>
-      <w:r>
-        <w:t xml:space="preserve">1: </w:t>
-      </w:r>
-      <w:r>
-        <w:t>Define the components of your information search question</w:t>
-      </w:r>
-      <w:r>
-        <w:t>.</w:t>
-      </w:r>
-    </w:p>
-    <w:p>
-      <w:pPr>
         <w:rPr>
           <w:rFonts w:eastAsiaTheme="minorEastAsia"/>
         </w:rPr>
@@ -2460,7 +2610,7 @@
         </w:rPr>
         <w:t xml:space="preserve">efine the who, what, where and why, and bring the different parts together with how. See </w:t>
       </w:r>
-      <w:hyperlink r:id="rId14">
+      <w:hyperlink r:id="rId17" w:anchor="step-1-defining-components-of-an-information-question">
         <w:r>
           <w:rPr>
             <w:rStyle w:val="Hyperlink"/>
@@ -2790,13 +2940,37 @@
         <w:rPr>
           <w:rFonts w:eastAsiaTheme="minorEastAsia"/>
         </w:rPr>
-        <w:t>For each of your components, fill in how you have currently defined them. Check for each of them if you can make them more or less specific</w:t>
-      </w:r>
-      <w:r>
-        <w:rPr>
-          <w:rFonts w:eastAsiaTheme="minorEastAsia"/>
-        </w:rPr>
-        <w:t xml:space="preserve"> and reflect and adapt your question if needed.</w:t>
+        <w:t xml:space="preserve">For each of your components, fill in how you have currently defined them. </w:t>
+      </w:r>
+      <w:r>
+        <w:rPr>
+          <w:rFonts w:eastAsiaTheme="minorEastAsia"/>
+        </w:rPr>
+        <w:t xml:space="preserve">Reflect for each of the components </w:t>
+      </w:r>
+      <w:r>
+        <w:rPr>
+          <w:rFonts w:eastAsiaTheme="minorEastAsia"/>
+        </w:rPr>
+        <w:t xml:space="preserve">if you </w:t>
+      </w:r>
+      <w:r>
+        <w:rPr>
+          <w:rFonts w:eastAsiaTheme="minorEastAsia"/>
+        </w:rPr>
+        <w:t>need to</w:t>
+      </w:r>
+      <w:r>
+        <w:rPr>
+          <w:rFonts w:eastAsiaTheme="minorEastAsia"/>
+        </w:rPr>
+        <w:t xml:space="preserve"> make them more or less specific</w:t>
+      </w:r>
+      <w:r>
+        <w:rPr>
+          <w:rFonts w:eastAsiaTheme="minorEastAsia"/>
+        </w:rPr>
+        <w:t xml:space="preserve"> and adapt your question if needed.</w:t>
       </w:r>
     </w:p>
     <w:tbl>
@@ -2806,10 +2980,10 @@
         <w:tblLook w:val="06A0" w:firstRow="1" w:lastRow="0" w:firstColumn="1" w:lastColumn="0" w:noHBand="1" w:noVBand="1"/>
       </w:tblPr>
       <w:tblGrid>
-        <w:gridCol w:w="2254"/>
-        <w:gridCol w:w="1860"/>
-        <w:gridCol w:w="3120"/>
-        <w:gridCol w:w="1781"/>
+        <w:gridCol w:w="1938"/>
+        <w:gridCol w:w="2168"/>
+        <w:gridCol w:w="2785"/>
+        <w:gridCol w:w="2125"/>
       </w:tblGrid>
       <w:tr>
         <w:trPr>
@@ -2817,39 +2991,19 @@
         </w:trPr>
         <w:tc>
           <w:tcPr>
-            <w:tcW w:w="2254" w:type="dxa"/>
-          </w:tcPr>
-          <w:p>
-            <w:pPr>
-              <w:rPr>
-                <w:rFonts w:eastAsiaTheme="minorEastAsia"/>
-              </w:rPr>
-            </w:pPr>
-          </w:p>
-        </w:tc>
-        <w:tc>
-          <w:tcPr>
-            <w:tcW w:w="1860" w:type="dxa"/>
-          </w:tcPr>
-          <w:p>
-            <w:pPr>
-              <w:jc w:val="center"/>
-              <w:rPr>
-                <w:rFonts w:eastAsiaTheme="minorEastAsia"/>
-              </w:rPr>
-            </w:pPr>
-            <w:r>
-              <w:rPr>
-                <w:rFonts w:eastAsiaTheme="minorEastAsia"/>
-              </w:rPr>
-              <w:t>NARROW</w:t>
-            </w:r>
-          </w:p>
-        </w:tc>
-        <w:tc>
-          <w:tcPr>
-            <w:tcW w:w="3120" w:type="dxa"/>
-            <w:shd w:val="clear" w:color="auto" w:fill="D9E2F3" w:themeFill="accent1" w:themeFillTint="33"/>
+            <w:tcW w:w="1938" w:type="dxa"/>
+          </w:tcPr>
+          <w:p>
+            <w:pPr>
+              <w:rPr>
+                <w:rFonts w:eastAsiaTheme="minorEastAsia"/>
+              </w:rPr>
+            </w:pPr>
+          </w:p>
+        </w:tc>
+        <w:tc>
+          <w:tcPr>
+            <w:tcW w:w="2168" w:type="dxa"/>
           </w:tcPr>
           <w:p>
             <w:pPr>
@@ -2874,26 +3028,61 @@
               <w:jc w:val="center"/>
               <w:rPr>
                 <w:rFonts w:eastAsiaTheme="minorEastAsia"/>
-              </w:rPr>
-            </w:pPr>
-          </w:p>
-        </w:tc>
-        <w:tc>
-          <w:tcPr>
-            <w:tcW w:w="1781" w:type="dxa"/>
-          </w:tcPr>
-          <w:p>
-            <w:pPr>
-              <w:jc w:val="center"/>
-              <w:rPr>
-                <w:rFonts w:eastAsiaTheme="minorEastAsia"/>
-              </w:rPr>
-            </w:pPr>
-            <w:r>
-              <w:rPr>
-                <w:rFonts w:eastAsiaTheme="minorEastAsia"/>
-              </w:rPr>
-              <w:t>BROADER</w:t>
+                <w:b/>
+                <w:bCs/>
+              </w:rPr>
+            </w:pPr>
+          </w:p>
+        </w:tc>
+        <w:tc>
+          <w:tcPr>
+            <w:tcW w:w="2785" w:type="dxa"/>
+          </w:tcPr>
+          <w:p>
+            <w:pPr>
+              <w:rPr>
+                <w:rFonts w:eastAsiaTheme="minorEastAsia"/>
+                <w:b/>
+                <w:bCs/>
+              </w:rPr>
+            </w:pPr>
+            <w:r>
+              <w:rPr>
+                <w:rFonts w:eastAsiaTheme="minorEastAsia"/>
+                <w:b/>
+                <w:bCs/>
+              </w:rPr>
+              <w:t>Does it need to be more or less specific (yes/no)?</w:t>
+            </w:r>
+          </w:p>
+        </w:tc>
+        <w:tc>
+          <w:tcPr>
+            <w:tcW w:w="2125" w:type="dxa"/>
+          </w:tcPr>
+          <w:p>
+            <w:pPr>
+              <w:rPr>
+                <w:rFonts w:eastAsiaTheme="minorEastAsia"/>
+                <w:b/>
+                <w:bCs/>
+              </w:rPr>
+            </w:pPr>
+            <w:r>
+              <w:rPr>
+                <w:rFonts w:eastAsiaTheme="minorEastAsia"/>
+                <w:b/>
+                <w:bCs/>
+              </w:rPr>
+              <w:t xml:space="preserve">Updated </w:t>
+            </w:r>
+            <w:r>
+              <w:rPr>
+                <w:rFonts w:eastAsiaTheme="minorEastAsia"/>
+                <w:b/>
+                <w:bCs/>
+              </w:rPr>
+              <w:t>component</w:t>
             </w:r>
           </w:p>
         </w:tc>
@@ -2904,7 +3093,7 @@
         </w:trPr>
         <w:tc>
           <w:tcPr>
-            <w:tcW w:w="2254" w:type="dxa"/>
+            <w:tcW w:w="1938" w:type="dxa"/>
           </w:tcPr>
           <w:p>
             <w:pPr>
@@ -2926,39 +3115,38 @@
         </w:tc>
         <w:tc>
           <w:tcPr>
-            <w:tcW w:w="1860" w:type="dxa"/>
-          </w:tcPr>
-          <w:p>
-            <w:pPr>
-              <w:rPr>
-                <w:rFonts w:eastAsiaTheme="minorEastAsia"/>
-              </w:rPr>
-            </w:pPr>
-          </w:p>
-        </w:tc>
-        <w:tc>
-          <w:tcPr>
-            <w:tcW w:w="3120" w:type="dxa"/>
-            <w:shd w:val="clear" w:color="auto" w:fill="D9E2F3" w:themeFill="accent1" w:themeFillTint="33"/>
-          </w:tcPr>
-          <w:p>
-            <w:pPr>
-              <w:rPr>
-                <w:rFonts w:eastAsiaTheme="minorEastAsia"/>
-              </w:rPr>
-            </w:pPr>
-          </w:p>
-          <w:p>
-            <w:pPr>
-              <w:rPr>
-                <w:rFonts w:eastAsiaTheme="minorEastAsia"/>
-              </w:rPr>
-            </w:pPr>
-          </w:p>
-        </w:tc>
-        <w:tc>
-          <w:tcPr>
-            <w:tcW w:w="1781" w:type="dxa"/>
+            <w:tcW w:w="2168" w:type="dxa"/>
+          </w:tcPr>
+          <w:p>
+            <w:pPr>
+              <w:rPr>
+                <w:rFonts w:eastAsiaTheme="minorEastAsia"/>
+              </w:rPr>
+            </w:pPr>
+          </w:p>
+          <w:p>
+            <w:pPr>
+              <w:rPr>
+                <w:rFonts w:eastAsiaTheme="minorEastAsia"/>
+              </w:rPr>
+            </w:pPr>
+          </w:p>
+        </w:tc>
+        <w:tc>
+          <w:tcPr>
+            <w:tcW w:w="2785" w:type="dxa"/>
+          </w:tcPr>
+          <w:p>
+            <w:pPr>
+              <w:rPr>
+                <w:rFonts w:eastAsiaTheme="minorEastAsia"/>
+              </w:rPr>
+            </w:pPr>
+          </w:p>
+        </w:tc>
+        <w:tc>
+          <w:tcPr>
+            <w:tcW w:w="2125" w:type="dxa"/>
           </w:tcPr>
           <w:p>
             <w:pPr>
@@ -2975,7 +3163,7 @@
         </w:trPr>
         <w:tc>
           <w:tcPr>
-            <w:tcW w:w="2254" w:type="dxa"/>
+            <w:tcW w:w="1938" w:type="dxa"/>
           </w:tcPr>
           <w:p>
             <w:pPr>
@@ -2997,39 +3185,38 @@
         </w:tc>
         <w:tc>
           <w:tcPr>
-            <w:tcW w:w="1860" w:type="dxa"/>
-          </w:tcPr>
-          <w:p>
-            <w:pPr>
-              <w:rPr>
-                <w:rFonts w:eastAsiaTheme="minorEastAsia"/>
-              </w:rPr>
-            </w:pPr>
-          </w:p>
-        </w:tc>
-        <w:tc>
-          <w:tcPr>
-            <w:tcW w:w="3120" w:type="dxa"/>
-            <w:shd w:val="clear" w:color="auto" w:fill="D9E2F3" w:themeFill="accent1" w:themeFillTint="33"/>
-          </w:tcPr>
-          <w:p>
-            <w:pPr>
-              <w:rPr>
-                <w:rFonts w:eastAsiaTheme="minorEastAsia"/>
-              </w:rPr>
-            </w:pPr>
-          </w:p>
-          <w:p>
-            <w:pPr>
-              <w:rPr>
-                <w:rFonts w:eastAsiaTheme="minorEastAsia"/>
-              </w:rPr>
-            </w:pPr>
-          </w:p>
-        </w:tc>
-        <w:tc>
-          <w:tcPr>
-            <w:tcW w:w="1781" w:type="dxa"/>
+            <w:tcW w:w="2168" w:type="dxa"/>
+          </w:tcPr>
+          <w:p>
+            <w:pPr>
+              <w:rPr>
+                <w:rFonts w:eastAsiaTheme="minorEastAsia"/>
+              </w:rPr>
+            </w:pPr>
+          </w:p>
+          <w:p>
+            <w:pPr>
+              <w:rPr>
+                <w:rFonts w:eastAsiaTheme="minorEastAsia"/>
+              </w:rPr>
+            </w:pPr>
+          </w:p>
+        </w:tc>
+        <w:tc>
+          <w:tcPr>
+            <w:tcW w:w="2785" w:type="dxa"/>
+          </w:tcPr>
+          <w:p>
+            <w:pPr>
+              <w:rPr>
+                <w:rFonts w:eastAsiaTheme="minorEastAsia"/>
+              </w:rPr>
+            </w:pPr>
+          </w:p>
+        </w:tc>
+        <w:tc>
+          <w:tcPr>
+            <w:tcW w:w="2125" w:type="dxa"/>
           </w:tcPr>
           <w:p>
             <w:pPr>
@@ -3046,7 +3233,7 @@
         </w:trPr>
         <w:tc>
           <w:tcPr>
-            <w:tcW w:w="2254" w:type="dxa"/>
+            <w:tcW w:w="1938" w:type="dxa"/>
           </w:tcPr>
           <w:p>
             <w:pPr>
@@ -3068,39 +3255,38 @@
         </w:tc>
         <w:tc>
           <w:tcPr>
-            <w:tcW w:w="1860" w:type="dxa"/>
-          </w:tcPr>
-          <w:p>
-            <w:pPr>
-              <w:rPr>
-                <w:rFonts w:eastAsiaTheme="minorEastAsia"/>
-              </w:rPr>
-            </w:pPr>
-          </w:p>
-        </w:tc>
-        <w:tc>
-          <w:tcPr>
-            <w:tcW w:w="3120" w:type="dxa"/>
-            <w:shd w:val="clear" w:color="auto" w:fill="D9E2F3" w:themeFill="accent1" w:themeFillTint="33"/>
-          </w:tcPr>
-          <w:p>
-            <w:pPr>
-              <w:rPr>
-                <w:rFonts w:eastAsiaTheme="minorEastAsia"/>
-              </w:rPr>
-            </w:pPr>
-          </w:p>
-          <w:p>
-            <w:pPr>
-              <w:rPr>
-                <w:rFonts w:eastAsiaTheme="minorEastAsia"/>
-              </w:rPr>
-            </w:pPr>
-          </w:p>
-        </w:tc>
-        <w:tc>
-          <w:tcPr>
-            <w:tcW w:w="1781" w:type="dxa"/>
+            <w:tcW w:w="2168" w:type="dxa"/>
+          </w:tcPr>
+          <w:p>
+            <w:pPr>
+              <w:rPr>
+                <w:rFonts w:eastAsiaTheme="minorEastAsia"/>
+              </w:rPr>
+            </w:pPr>
+          </w:p>
+          <w:p>
+            <w:pPr>
+              <w:rPr>
+                <w:rFonts w:eastAsiaTheme="minorEastAsia"/>
+              </w:rPr>
+            </w:pPr>
+          </w:p>
+        </w:tc>
+        <w:tc>
+          <w:tcPr>
+            <w:tcW w:w="2785" w:type="dxa"/>
+          </w:tcPr>
+          <w:p>
+            <w:pPr>
+              <w:rPr>
+                <w:rFonts w:eastAsiaTheme="minorEastAsia"/>
+              </w:rPr>
+            </w:pPr>
+          </w:p>
+        </w:tc>
+        <w:tc>
+          <w:tcPr>
+            <w:tcW w:w="2125" w:type="dxa"/>
           </w:tcPr>
           <w:p>
             <w:pPr>
@@ -3117,7 +3303,7 @@
         </w:trPr>
         <w:tc>
           <w:tcPr>
-            <w:tcW w:w="2254" w:type="dxa"/>
+            <w:tcW w:w="1938" w:type="dxa"/>
           </w:tcPr>
           <w:p>
             <w:pPr>
@@ -3139,39 +3325,38 @@
         </w:tc>
         <w:tc>
           <w:tcPr>
-            <w:tcW w:w="1860" w:type="dxa"/>
-          </w:tcPr>
-          <w:p>
-            <w:pPr>
-              <w:rPr>
-                <w:rFonts w:eastAsiaTheme="minorEastAsia"/>
-              </w:rPr>
-            </w:pPr>
-          </w:p>
-        </w:tc>
-        <w:tc>
-          <w:tcPr>
-            <w:tcW w:w="3120" w:type="dxa"/>
-            <w:shd w:val="clear" w:color="auto" w:fill="D9E2F3" w:themeFill="accent1" w:themeFillTint="33"/>
-          </w:tcPr>
-          <w:p>
-            <w:pPr>
-              <w:rPr>
-                <w:rFonts w:eastAsiaTheme="minorEastAsia"/>
-              </w:rPr>
-            </w:pPr>
-          </w:p>
-          <w:p>
-            <w:pPr>
-              <w:rPr>
-                <w:rFonts w:eastAsiaTheme="minorEastAsia"/>
-              </w:rPr>
-            </w:pPr>
-          </w:p>
-        </w:tc>
-        <w:tc>
-          <w:tcPr>
-            <w:tcW w:w="1781" w:type="dxa"/>
+            <w:tcW w:w="2168" w:type="dxa"/>
+          </w:tcPr>
+          <w:p>
+            <w:pPr>
+              <w:rPr>
+                <w:rFonts w:eastAsiaTheme="minorEastAsia"/>
+              </w:rPr>
+            </w:pPr>
+          </w:p>
+          <w:p>
+            <w:pPr>
+              <w:rPr>
+                <w:rFonts w:eastAsiaTheme="minorEastAsia"/>
+              </w:rPr>
+            </w:pPr>
+          </w:p>
+        </w:tc>
+        <w:tc>
+          <w:tcPr>
+            <w:tcW w:w="2785" w:type="dxa"/>
+          </w:tcPr>
+          <w:p>
+            <w:pPr>
+              <w:rPr>
+                <w:rFonts w:eastAsiaTheme="minorEastAsia"/>
+              </w:rPr>
+            </w:pPr>
+          </w:p>
+        </w:tc>
+        <w:tc>
+          <w:tcPr>
+            <w:tcW w:w="2125" w:type="dxa"/>
           </w:tcPr>
           <w:p>
             <w:pPr>
@@ -3188,7 +3373,7 @@
         </w:trPr>
         <w:tc>
           <w:tcPr>
-            <w:tcW w:w="2254" w:type="dxa"/>
+            <w:tcW w:w="1938" w:type="dxa"/>
           </w:tcPr>
           <w:p>
             <w:pPr>
@@ -3228,39 +3413,38 @@
         </w:tc>
         <w:tc>
           <w:tcPr>
-            <w:tcW w:w="1860" w:type="dxa"/>
-          </w:tcPr>
-          <w:p>
-            <w:pPr>
-              <w:rPr>
-                <w:rFonts w:eastAsiaTheme="minorEastAsia"/>
-              </w:rPr>
-            </w:pPr>
-          </w:p>
-        </w:tc>
-        <w:tc>
-          <w:tcPr>
-            <w:tcW w:w="3120" w:type="dxa"/>
-            <w:shd w:val="clear" w:color="auto" w:fill="D9E2F3" w:themeFill="accent1" w:themeFillTint="33"/>
-          </w:tcPr>
-          <w:p>
-            <w:pPr>
-              <w:rPr>
-                <w:rFonts w:eastAsiaTheme="minorEastAsia"/>
-              </w:rPr>
-            </w:pPr>
-          </w:p>
-          <w:p>
-            <w:pPr>
-              <w:rPr>
-                <w:rFonts w:eastAsiaTheme="minorEastAsia"/>
-              </w:rPr>
-            </w:pPr>
-          </w:p>
-        </w:tc>
-        <w:tc>
-          <w:tcPr>
-            <w:tcW w:w="1781" w:type="dxa"/>
+            <w:tcW w:w="2168" w:type="dxa"/>
+          </w:tcPr>
+          <w:p>
+            <w:pPr>
+              <w:rPr>
+                <w:rFonts w:eastAsiaTheme="minorEastAsia"/>
+              </w:rPr>
+            </w:pPr>
+          </w:p>
+          <w:p>
+            <w:pPr>
+              <w:rPr>
+                <w:rFonts w:eastAsiaTheme="minorEastAsia"/>
+              </w:rPr>
+            </w:pPr>
+          </w:p>
+        </w:tc>
+        <w:tc>
+          <w:tcPr>
+            <w:tcW w:w="2785" w:type="dxa"/>
+          </w:tcPr>
+          <w:p>
+            <w:pPr>
+              <w:rPr>
+                <w:rFonts w:eastAsiaTheme="minorEastAsia"/>
+              </w:rPr>
+            </w:pPr>
+          </w:p>
+        </w:tc>
+        <w:tc>
+          <w:tcPr>
+            <w:tcW w:w="2125" w:type="dxa"/>
           </w:tcPr>
           <w:p>
             <w:pPr>
@@ -3286,8 +3470,13 @@
           <w:rFonts w:eastAsiaTheme="minorEastAsia" w:cstheme="minorBidi"/>
         </w:rPr>
       </w:pPr>
-      <w:r>
-        <w:t xml:space="preserve">Subquestions: </w:t>
+      <w:proofErr w:type="spellStart"/>
+      <w:r>
+        <w:t>Subquestions</w:t>
+      </w:r>
+      <w:proofErr w:type="spellEnd"/>
+      <w:r>
+        <w:t xml:space="preserve">: </w:t>
       </w:r>
     </w:p>
     <w:p>
@@ -3320,7 +3509,21 @@
         <w:rPr>
           <w:rFonts w:eastAsiaTheme="minorEastAsia"/>
         </w:rPr>
-        <w:t>in your relevant subquestions below</w:t>
+        <w:t xml:space="preserve">in your relevant </w:t>
+      </w:r>
+      <w:proofErr w:type="spellStart"/>
+      <w:r>
+        <w:rPr>
+          <w:rFonts w:eastAsiaTheme="minorEastAsia"/>
+        </w:rPr>
+        <w:t>subquestions</w:t>
+      </w:r>
+      <w:proofErr w:type="spellEnd"/>
+      <w:r>
+        <w:rPr>
+          <w:rFonts w:eastAsiaTheme="minorEastAsia"/>
+        </w:rPr>
+        <w:t xml:space="preserve"> below</w:t>
       </w:r>
       <w:r>
         <w:rPr>
@@ -3362,6 +3565,7 @@
                 <w:b/>
                 <w:bCs/>
               </w:rPr>
+              <w:lastRenderedPageBreak/>
               <w:t>Information need</w:t>
             </w:r>
           </w:p>
@@ -3406,8 +3610,18 @@
                 <w:b/>
                 <w:bCs/>
               </w:rPr>
-              <w:t>Your subquestion</w:t>
-            </w:r>
+              <w:t xml:space="preserve">Your </w:t>
+            </w:r>
+            <w:proofErr w:type="spellStart"/>
+            <w:r>
+              <w:rPr>
+                <w:rFonts w:eastAsiaTheme="minorEastAsia"/>
+                <w:b/>
+                <w:bCs/>
+              </w:rPr>
+              <w:t>subquestion</w:t>
+            </w:r>
+            <w:proofErr w:type="spellEnd"/>
           </w:p>
         </w:tc>
       </w:tr>
@@ -3666,7 +3880,6 @@
               <w:rPr>
                 <w:rFonts w:eastAsiaTheme="minorEastAsia"/>
               </w:rPr>
-              <w:lastRenderedPageBreak/>
               <w:t>Geographical information</w:t>
             </w:r>
           </w:p>
@@ -3727,7 +3940,7 @@
 </file>
 
 <file path=word/endnotes.xml><?xml version="1.0" encoding="utf-8"?>
-<w:endnotes xmlns:wpc="http://schemas.microsoft.com/office/word/2010/wordprocessingCanvas" xmlns:cx="http://schemas.microsoft.com/office/drawing/2014/chartex" xmlns:cx1="http://schemas.microsoft.com/office/drawing/2015/9/8/chartex" xmlns:cx2="http://schemas.microsoft.com/office/drawing/2015/10/21/chartex" xmlns:cx3="http://schemas.microsoft.com/office/drawing/2016/5/9/chartex" xmlns:cx4="http://schemas.microsoft.com/office/drawing/2016/5/10/chartex" xmlns:cx5="http://schemas.microsoft.com/office/drawing/2016/5/11/chartex" xmlns:cx6="http://schemas.microsoft.com/office/drawing/2016/5/12/chartex" xmlns:cx7="http://schemas.microsoft.com/office/drawing/2016/5/13/chartex" xmlns:cx8="http://schemas.microsoft.com/office/drawing/2016/5/14/chartex" xmlns:mc="http://schemas.openxmlformats.org/markup-compatibility/2006" xmlns:aink="http://schemas.microsoft.com/office/drawing/2016/ink" xmlns:am3d="http://schemas.microsoft.com/office/drawing/2017/model3d" xmlns:o="urn:schemas-microsoft-com:office:office" xmlns:oel="http://schemas.microsoft.com/office/2019/extlst" xmlns:r="http://schemas.openxmlformats.org/officeDocument/2006/relationships" xmlns:m="http://schemas.openxmlformats.org/officeDocument/2006/math" xmlns:v="urn:schemas-microsoft-com:vml" xmlns:wp14="http://schemas.microsoft.com/office/word/2010/wordprocessingDrawing" xmlns:wp="http://schemas.openxmlformats.org/drawingml/2006/wordprocessingDrawing" xmlns:w10="urn:schemas-microsoft-com:office:word" xmlns:w="http://schemas.openxmlformats.org/wordprocessingml/2006/main" xmlns:w14="http://schemas.microsoft.com/office/word/2010/wordml" xmlns:w15="http://schemas.microsoft.com/office/word/2012/wordml" xmlns:w16cei="http://schemas.microsoft.com/office/word/2026/wordml/cei" xmlns:w16cex="http://schemas.microsoft.com/office/word/2018/wordml/cex" xmlns:w16cid="http://schemas.microsoft.com/office/word/2016/wordml/cid" xmlns:w16="http://schemas.microsoft.com/office/word/2018/wordml" xmlns:w16du="http://schemas.microsoft.com/office/word/2023/wordml/word16du" xmlns:w16sdtdh="http://schemas.microsoft.com/office/word/2020/wordml/sdtdatahash" xmlns:w16sdtfl="http://schemas.microsoft.com/office/word/2024/wordml/sdtformatlock" xmlns:w16se="http://schemas.microsoft.com/office/word/2015/wordml/symex" xmlns:wpg="http://schemas.microsoft.com/office/word/2010/wordprocessingGroup" xmlns:wpi="http://schemas.microsoft.com/office/word/2010/wordprocessingInk" xmlns:wne="http://schemas.microsoft.com/office/word/2006/wordml" xmlns:wps="http://schemas.microsoft.com/office/word/2010/wordprocessingShape" mc:Ignorable="w14 w15 w16se w16cid w16 w16cex w16sdtdh w16sdtfl w16du wp14">
+<w:endnotes xmlns:wpc="http://schemas.microsoft.com/office/word/2010/wordprocessingCanvas" xmlns:cx="http://schemas.microsoft.com/office/drawing/2014/chartex" xmlns:cx1="http://schemas.microsoft.com/office/drawing/2015/9/8/chartex" xmlns:cx2="http://schemas.microsoft.com/office/drawing/2015/10/21/chartex" xmlns:cx3="http://schemas.microsoft.com/office/drawing/2016/5/9/chartex" xmlns:cx4="http://schemas.microsoft.com/office/drawing/2016/5/10/chartex" xmlns:cx5="http://schemas.microsoft.com/office/drawing/2016/5/11/chartex" xmlns:cx6="http://schemas.microsoft.com/office/drawing/2016/5/12/chartex" xmlns:cx7="http://schemas.microsoft.com/office/drawing/2016/5/13/chartex" xmlns:cx8="http://schemas.microsoft.com/office/drawing/2016/5/14/chartex" xmlns:mc="http://schemas.openxmlformats.org/markup-compatibility/2006" xmlns:aink="http://schemas.microsoft.com/office/drawing/2016/ink" xmlns:am3d="http://schemas.microsoft.com/office/drawing/2017/model3d" xmlns:o="urn:schemas-microsoft-com:office:office" xmlns:oel="http://schemas.microsoft.com/office/2019/extlst" xmlns:r="http://schemas.openxmlformats.org/officeDocument/2006/relationships" xmlns:m="http://schemas.openxmlformats.org/officeDocument/2006/math" xmlns:v="urn:schemas-microsoft-com:vml" xmlns:wp14="http://schemas.microsoft.com/office/word/2010/wordprocessingDrawing" xmlns:wp="http://schemas.openxmlformats.org/drawingml/2006/wordprocessingDrawing" xmlns:w10="urn:schemas-microsoft-com:office:word" xmlns:w="http://schemas.openxmlformats.org/wordprocessingml/2006/main" xmlns:w14="http://schemas.microsoft.com/office/word/2010/wordml" xmlns:w15="http://schemas.microsoft.com/office/word/2012/wordml" xmlns:w16cex="http://schemas.microsoft.com/office/word/2018/wordml/cex" xmlns:w16cid="http://schemas.microsoft.com/office/word/2016/wordml/cid" xmlns:w16="http://schemas.microsoft.com/office/word/2018/wordml" xmlns:w16du="http://schemas.microsoft.com/office/word/2023/wordml/word16du" xmlns:w16sdtdh="http://schemas.microsoft.com/office/word/2020/wordml/sdtdatahash" xmlns:w16sdtfl="http://schemas.microsoft.com/office/word/2024/wordml/sdtformatlock" xmlns:w16se="http://schemas.microsoft.com/office/word/2015/wordml/symex" xmlns:wpg="http://schemas.microsoft.com/office/word/2010/wordprocessingGroup" xmlns:wpi="http://schemas.microsoft.com/office/word/2010/wordprocessingInk" xmlns:wne="http://schemas.microsoft.com/office/word/2006/wordml" xmlns:wps="http://schemas.microsoft.com/office/word/2010/wordprocessingShape" mc:Ignorable="w14 w15 w16se w16cid w16 w16cex w16sdtdh w16sdtfl w16du wp14">
   <w:endnote w:type="separator" w:id="-1">
     <w:p>
       <w:pPr>
@@ -3752,7 +3965,7 @@
 </file>
 
 <file path=word/footnotes.xml><?xml version="1.0" encoding="utf-8"?>
-<w:footnotes xmlns:wpc="http://schemas.microsoft.com/office/word/2010/wordprocessingCanvas" xmlns:cx="http://schemas.microsoft.com/office/drawing/2014/chartex" xmlns:cx1="http://schemas.microsoft.com/office/drawing/2015/9/8/chartex" xmlns:cx2="http://schemas.microsoft.com/office/drawing/2015/10/21/chartex" xmlns:cx3="http://schemas.microsoft.com/office/drawing/2016/5/9/chartex" xmlns:cx4="http://schemas.microsoft.com/office/drawing/2016/5/10/chartex" xmlns:cx5="http://schemas.microsoft.com/office/drawing/2016/5/11/chartex" xmlns:cx6="http://schemas.microsoft.com/office/drawing/2016/5/12/chartex" xmlns:cx7="http://schemas.microsoft.com/office/drawing/2016/5/13/chartex" xmlns:cx8="http://schemas.microsoft.com/office/drawing/2016/5/14/chartex" xmlns:mc="http://schemas.openxmlformats.org/markup-compatibility/2006" xmlns:aink="http://schemas.microsoft.com/office/drawing/2016/ink" xmlns:am3d="http://schemas.microsoft.com/office/drawing/2017/model3d" xmlns:o="urn:schemas-microsoft-com:office:office" xmlns:oel="http://schemas.microsoft.com/office/2019/extlst" xmlns:r="http://schemas.openxmlformats.org/officeDocument/2006/relationships" xmlns:m="http://schemas.openxmlformats.org/officeDocument/2006/math" xmlns:v="urn:schemas-microsoft-com:vml" xmlns:wp14="http://schemas.microsoft.com/office/word/2010/wordprocessingDrawing" xmlns:wp="http://schemas.openxmlformats.org/drawingml/2006/wordprocessingDrawing" xmlns:w10="urn:schemas-microsoft-com:office:word" xmlns:w="http://schemas.openxmlformats.org/wordprocessingml/2006/main" xmlns:w14="http://schemas.microsoft.com/office/word/2010/wordml" xmlns:w15="http://schemas.microsoft.com/office/word/2012/wordml" xmlns:w16cei="http://schemas.microsoft.com/office/word/2026/wordml/cei" xmlns:w16cex="http://schemas.microsoft.com/office/word/2018/wordml/cex" xmlns:w16cid="http://schemas.microsoft.com/office/word/2016/wordml/cid" xmlns:w16="http://schemas.microsoft.com/office/word/2018/wordml" xmlns:w16du="http://schemas.microsoft.com/office/word/2023/wordml/word16du" xmlns:w16sdtdh="http://schemas.microsoft.com/office/word/2020/wordml/sdtdatahash" xmlns:w16sdtfl="http://schemas.microsoft.com/office/word/2024/wordml/sdtformatlock" xmlns:w16se="http://schemas.microsoft.com/office/word/2015/wordml/symex" xmlns:wpg="http://schemas.microsoft.com/office/word/2010/wordprocessingGroup" xmlns:wpi="http://schemas.microsoft.com/office/word/2010/wordprocessingInk" xmlns:wne="http://schemas.microsoft.com/office/word/2006/wordml" xmlns:wps="http://schemas.microsoft.com/office/word/2010/wordprocessingShape" mc:Ignorable="w14 w15 w16se w16cid w16 w16cex w16sdtdh w16sdtfl w16du wp14">
+<w:footnotes xmlns:wpc="http://schemas.microsoft.com/office/word/2010/wordprocessingCanvas" xmlns:cx="http://schemas.microsoft.com/office/drawing/2014/chartex" xmlns:cx1="http://schemas.microsoft.com/office/drawing/2015/9/8/chartex" xmlns:cx2="http://schemas.microsoft.com/office/drawing/2015/10/21/chartex" xmlns:cx3="http://schemas.microsoft.com/office/drawing/2016/5/9/chartex" xmlns:cx4="http://schemas.microsoft.com/office/drawing/2016/5/10/chartex" xmlns:cx5="http://schemas.microsoft.com/office/drawing/2016/5/11/chartex" xmlns:cx6="http://schemas.microsoft.com/office/drawing/2016/5/12/chartex" xmlns:cx7="http://schemas.microsoft.com/office/drawing/2016/5/13/chartex" xmlns:cx8="http://schemas.microsoft.com/office/drawing/2016/5/14/chartex" xmlns:mc="http://schemas.openxmlformats.org/markup-compatibility/2006" xmlns:aink="http://schemas.microsoft.com/office/drawing/2016/ink" xmlns:am3d="http://schemas.microsoft.com/office/drawing/2017/model3d" xmlns:o="urn:schemas-microsoft-com:office:office" xmlns:oel="http://schemas.microsoft.com/office/2019/extlst" xmlns:r="http://schemas.openxmlformats.org/officeDocument/2006/relationships" xmlns:m="http://schemas.openxmlformats.org/officeDocument/2006/math" xmlns:v="urn:schemas-microsoft-com:vml" xmlns:wp14="http://schemas.microsoft.com/office/word/2010/wordprocessingDrawing" xmlns:wp="http://schemas.openxmlformats.org/drawingml/2006/wordprocessingDrawing" xmlns:w10="urn:schemas-microsoft-com:office:word" xmlns:w="http://schemas.openxmlformats.org/wordprocessingml/2006/main" xmlns:w14="http://schemas.microsoft.com/office/word/2010/wordml" xmlns:w15="http://schemas.microsoft.com/office/word/2012/wordml" xmlns:w16cex="http://schemas.microsoft.com/office/word/2018/wordml/cex" xmlns:w16cid="http://schemas.microsoft.com/office/word/2016/wordml/cid" xmlns:w16="http://schemas.microsoft.com/office/word/2018/wordml" xmlns:w16du="http://schemas.microsoft.com/office/word/2023/wordml/word16du" xmlns:w16sdtdh="http://schemas.microsoft.com/office/word/2020/wordml/sdtdatahash" xmlns:w16sdtfl="http://schemas.microsoft.com/office/word/2024/wordml/sdtformatlock" xmlns:w16se="http://schemas.microsoft.com/office/word/2015/wordml/symex" xmlns:wpg="http://schemas.microsoft.com/office/word/2010/wordprocessingGroup" xmlns:wpi="http://schemas.microsoft.com/office/word/2010/wordprocessingInk" xmlns:wne="http://schemas.microsoft.com/office/word/2006/wordml" xmlns:wps="http://schemas.microsoft.com/office/word/2010/wordprocessingShape" mc:Ignorable="w14 w15 w16se w16cid w16 w16cex w16sdtdh w16sdtfl w16du wp14">
   <w:footnote w:type="separator" w:id="-1">
     <w:p>
       <w:pPr>
@@ -3777,7 +3990,7 @@
 </file>
 
 <file path=word/numbering.xml><?xml version="1.0" encoding="utf-8"?>
-<w:numbering xmlns:wpc="http://schemas.microsoft.com/office/word/2010/wordprocessingCanvas" xmlns:cx="http://schemas.microsoft.com/office/drawing/2014/chartex" xmlns:cx1="http://schemas.microsoft.com/office/drawing/2015/9/8/chartex" xmlns:cx2="http://schemas.microsoft.com/office/drawing/2015/10/21/chartex" xmlns:cx3="http://schemas.microsoft.com/office/drawing/2016/5/9/chartex" xmlns:cx4="http://schemas.microsoft.com/office/drawing/2016/5/10/chartex" xmlns:cx5="http://schemas.microsoft.com/office/drawing/2016/5/11/chartex" xmlns:cx6="http://schemas.microsoft.com/office/drawing/2016/5/12/chartex" xmlns:cx7="http://schemas.microsoft.com/office/drawing/2016/5/13/chartex" xmlns:cx8="http://schemas.microsoft.com/office/drawing/2016/5/14/chartex" xmlns:mc="http://schemas.openxmlformats.org/markup-compatibility/2006" xmlns:aink="http://schemas.microsoft.com/office/drawing/2016/ink" xmlns:am3d="http://schemas.microsoft.com/office/drawing/2017/model3d" xmlns:o="urn:schemas-microsoft-com:office:office" xmlns:oel="http://schemas.microsoft.com/office/2019/extlst" xmlns:r="http://schemas.openxmlformats.org/officeDocument/2006/relationships" xmlns:m="http://schemas.openxmlformats.org/officeDocument/2006/math" xmlns:v="urn:schemas-microsoft-com:vml" xmlns:wp14="http://schemas.microsoft.com/office/word/2010/wordprocessingDrawing" xmlns:wp="http://schemas.openxmlformats.org/drawingml/2006/wordprocessingDrawing" xmlns:w10="urn:schemas-microsoft-com:office:word" xmlns:w="http://schemas.openxmlformats.org/wordprocessingml/2006/main" xmlns:w14="http://schemas.microsoft.com/office/word/2010/wordml" xmlns:w15="http://schemas.microsoft.com/office/word/2012/wordml" xmlns:w16cei="http://schemas.microsoft.com/office/word/2026/wordml/cei" xmlns:w16cex="http://schemas.microsoft.com/office/word/2018/wordml/cex" xmlns:w16cid="http://schemas.microsoft.com/office/word/2016/wordml/cid" xmlns:w16="http://schemas.microsoft.com/office/word/2018/wordml" xmlns:w16du="http://schemas.microsoft.com/office/word/2023/wordml/word16du" xmlns:w16sdtdh="http://schemas.microsoft.com/office/word/2020/wordml/sdtdatahash" xmlns:w16sdtfl="http://schemas.microsoft.com/office/word/2024/wordml/sdtformatlock" xmlns:w16se="http://schemas.microsoft.com/office/word/2015/wordml/symex" xmlns:wpg="http://schemas.microsoft.com/office/word/2010/wordprocessingGroup" xmlns:wpi="http://schemas.microsoft.com/office/word/2010/wordprocessingInk" xmlns:wne="http://schemas.microsoft.com/office/word/2006/wordml" xmlns:wps="http://schemas.microsoft.com/office/word/2010/wordprocessingShape" mc:Ignorable="w14 w15 w16se w16cid w16 w16cex w16sdtdh w16sdtfl w16du wp14">
+<w:numbering xmlns:wpc="http://schemas.microsoft.com/office/word/2010/wordprocessingCanvas" xmlns:cx="http://schemas.microsoft.com/office/drawing/2014/chartex" xmlns:cx1="http://schemas.microsoft.com/office/drawing/2015/9/8/chartex" xmlns:cx2="http://schemas.microsoft.com/office/drawing/2015/10/21/chartex" xmlns:cx3="http://schemas.microsoft.com/office/drawing/2016/5/9/chartex" xmlns:cx4="http://schemas.microsoft.com/office/drawing/2016/5/10/chartex" xmlns:cx5="http://schemas.microsoft.com/office/drawing/2016/5/11/chartex" xmlns:cx6="http://schemas.microsoft.com/office/drawing/2016/5/12/chartex" xmlns:cx7="http://schemas.microsoft.com/office/drawing/2016/5/13/chartex" xmlns:cx8="http://schemas.microsoft.com/office/drawing/2016/5/14/chartex" xmlns:mc="http://schemas.openxmlformats.org/markup-compatibility/2006" xmlns:aink="http://schemas.microsoft.com/office/drawing/2016/ink" xmlns:am3d="http://schemas.microsoft.com/office/drawing/2017/model3d" xmlns:o="urn:schemas-microsoft-com:office:office" xmlns:oel="http://schemas.microsoft.com/office/2019/extlst" xmlns:r="http://schemas.openxmlformats.org/officeDocument/2006/relationships" xmlns:m="http://schemas.openxmlformats.org/officeDocument/2006/math" xmlns:v="urn:schemas-microsoft-com:vml" xmlns:wp14="http://schemas.microsoft.com/office/word/2010/wordprocessingDrawing" xmlns:wp="http://schemas.openxmlformats.org/drawingml/2006/wordprocessingDrawing" xmlns:w10="urn:schemas-microsoft-com:office:word" xmlns:w="http://schemas.openxmlformats.org/wordprocessingml/2006/main" xmlns:w14="http://schemas.microsoft.com/office/word/2010/wordml" xmlns:w15="http://schemas.microsoft.com/office/word/2012/wordml" xmlns:w16cex="http://schemas.microsoft.com/office/word/2018/wordml/cex" xmlns:w16cid="http://schemas.microsoft.com/office/word/2016/wordml/cid" xmlns:w16="http://schemas.microsoft.com/office/word/2018/wordml" xmlns:w16du="http://schemas.microsoft.com/office/word/2023/wordml/word16du" xmlns:w16sdtdh="http://schemas.microsoft.com/office/word/2020/wordml/sdtdatahash" xmlns:w16sdtfl="http://schemas.microsoft.com/office/word/2024/wordml/sdtformatlock" xmlns:w16se="http://schemas.microsoft.com/office/word/2015/wordml/symex" xmlns:wpg="http://schemas.microsoft.com/office/word/2010/wordprocessingGroup" xmlns:wpi="http://schemas.microsoft.com/office/word/2010/wordprocessingInk" xmlns:wne="http://schemas.microsoft.com/office/word/2006/wordml" xmlns:wps="http://schemas.microsoft.com/office/word/2010/wordprocessingShape" mc:Ignorable="w14 w15 w16se w16cid w16 w16cex w16sdtdh w16sdtfl w16du wp14">
   <w:abstractNum w:abstractNumId="0" w15:restartNumberingAfterBreak="0">
     <w:nsid w:val="16F44EED"/>
     <w:multiLevelType w:val="hybridMultilevel"/>
@@ -4203,14 +4416,14 @@
       </w:rPr>
     </w:lvl>
   </w:abstractNum>
-  <w:num w:numId="1" w16cid:durableId="264119724">
-    <w:abstractNumId w:val="3"/>
+  <w:num w:numId="1" w16cid:durableId="1345597469">
+    <w:abstractNumId w:val="0"/>
   </w:num>
   <w:num w:numId="2" w16cid:durableId="1532453477">
     <w:abstractNumId w:val="2"/>
   </w:num>
-  <w:num w:numId="3" w16cid:durableId="1345597469">
-    <w:abstractNumId w:val="0"/>
+  <w:num w:numId="3" w16cid:durableId="264119724">
+    <w:abstractNumId w:val="3"/>
   </w:num>
   <w:num w:numId="4" w16cid:durableId="412749820">
     <w:abstractNumId w:val="1"/>
@@ -4616,7 +4829,10 @@
   <w:style w:type="paragraph" w:default="1" w:styleId="Normal">
     <w:name w:val="Normal"/>
     <w:qFormat/>
-    <w:rsid w:val="000D6C14"/>
+    <w:rsid w:val="00B073E4"/>
+    <w:rPr>
+      <w:sz w:val="24"/>
+    </w:rPr>
   </w:style>
   <w:style w:type="paragraph" w:styleId="Heading1">
     <w:name w:val="heading 1"/>
@@ -4688,7 +4904,7 @@
     <w:uiPriority w:val="9"/>
     <w:unhideWhenUsed/>
     <w:qFormat/>
-    <w:rsid w:val="55DDCF07"/>
+    <w:rsid w:val="00B073E4"/>
     <w:pPr>
       <w:keepNext/>
       <w:keepLines/>
@@ -4751,7 +4967,6 @@
     </w:pPr>
     <w:rPr>
       <w:rFonts w:ascii="Times New Roman" w:eastAsia="Times New Roman" w:hAnsi="Times New Roman" w:cs="Times New Roman"/>
-      <w:sz w:val="24"/>
       <w:szCs w:val="24"/>
       <w:lang w:eastAsia="en-GB"/>
     </w:rPr>
@@ -4766,7 +4981,6 @@
     <w:basedOn w:val="Normal"/>
     <w:link w:val="CommentTextChar"/>
     <w:uiPriority w:val="99"/>
-    <w:semiHidden/>
     <w:unhideWhenUsed/>
     <w:rsid w:val="000D6C14"/>
     <w:pPr>
@@ -4782,7 +4996,6 @@
     <w:basedOn w:val="DefaultParagraphFont"/>
     <w:link w:val="CommentText"/>
     <w:uiPriority w:val="99"/>
-    <w:semiHidden/>
     <w:rsid w:val="000D6C14"/>
     <w:rPr>
       <w:sz w:val="20"/>
@@ -5014,6 +5227,40 @@
       <w:rFonts w:asciiTheme="majorHAnsi" w:eastAsiaTheme="majorEastAsia" w:hAnsiTheme="majorHAnsi" w:cstheme="majorBidi"/>
       <w:sz w:val="56"/>
       <w:szCs w:val="56"/>
+    </w:rPr>
+  </w:style>
+  <w:style w:type="character" w:styleId="FollowedHyperlink">
+    <w:name w:val="FollowedHyperlink"/>
+    <w:basedOn w:val="DefaultParagraphFont"/>
+    <w:uiPriority w:val="99"/>
+    <w:semiHidden/>
+    <w:unhideWhenUsed/>
+    <w:rsid w:val="00720D2B"/>
+    <w:rPr>
+      <w:color w:val="954F72" w:themeColor="followedHyperlink"/>
+      <w:u w:val="single"/>
+    </w:rPr>
+  </w:style>
+  <w:style w:type="paragraph" w:styleId="Revision">
+    <w:name w:val="Revision"/>
+    <w:hidden/>
+    <w:uiPriority w:val="99"/>
+    <w:semiHidden/>
+    <w:rsid w:val="008513EB"/>
+    <w:pPr>
+      <w:spacing w:after="0" w:line="240" w:lineRule="auto"/>
+    </w:pPr>
+  </w:style>
+  <w:style w:type="character" w:styleId="UnresolvedMention">
+    <w:name w:val="Unresolved Mention"/>
+    <w:basedOn w:val="DefaultParagraphFont"/>
+    <w:uiPriority w:val="99"/>
+    <w:semiHidden/>
+    <w:unhideWhenUsed/>
+    <w:rsid w:val="00BE3F29"/>
+    <w:rPr>
+      <w:color w:val="605E5C"/>
+      <w:shd w:val="clear" w:color="auto" w:fill="E1DFDD"/>
     </w:rPr>
   </w:style>
 </w:styles>
@@ -5281,6 +5528,10 @@
 </file>
 
 <file path=customXml/item1.xml><?xml version="1.0" encoding="utf-8"?>
+<b:Sources xmlns:b="http://schemas.openxmlformats.org/officeDocument/2006/bibliography" xmlns="http://schemas.openxmlformats.org/officeDocument/2006/bibliography" SelectedStyle="\APASixthEditionOfficeOnline.xsl" StyleName="APA" Version="6"/>
+</file>
+
+<file path=customXml/item2.xml><?xml version="1.0" encoding="utf-8"?>
 <p:properties xmlns:p="http://schemas.microsoft.com/office/2006/metadata/properties" xmlns:xsi="http://www.w3.org/2001/XMLSchema-instance" xmlns:pc="http://schemas.microsoft.com/office/infopath/2007/PartnerControls">
   <documentManagement>
     <lcf76f155ced4ddcb4097134ff3c332f xmlns="de4dd4cd-b4a8-4208-ab00-137eb2055693">
@@ -5301,7 +5552,16 @@
 </p:properties>
 </file>
 
-<file path=customXml/item2.xml><?xml version="1.0" encoding="utf-8"?>
+<file path=customXml/item3.xml><?xml version="1.0" encoding="utf-8"?>
+<?mso-contentType ?>
+<FormTemplates xmlns="http://schemas.microsoft.com/sharepoint/v3/contenttype/forms">
+  <Display>DocumentLibraryForm</Display>
+  <Edit>DocumentLibraryForm</Edit>
+  <New>DocumentLibraryForm</New>
+</FormTemplates>
+</file>
+
+<file path=customXml/item4.xml><?xml version="1.0" encoding="utf-8"?>
 <ct:contentTypeSchema xmlns:ct="http://schemas.microsoft.com/office/2006/metadata/contentType" xmlns:ma="http://schemas.microsoft.com/office/2006/metadata/properties/metaAttributes" ct:_="" ma:_="" ma:contentTypeName="Document" ma:contentTypeID="0x01010020C962F77BDE9F4FB9B58CF3AE565F95" ma:contentTypeVersion="21" ma:contentTypeDescription="Een nieuw document maken." ma:contentTypeScope="" ma:versionID="1c4c9f2c3374538a6b65d753c09d7493">
   <xsd:schema xmlns:xsd="http://www.w3.org/2001/XMLSchema" xmlns:xs="http://www.w3.org/2001/XMLSchema" xmlns:p="http://schemas.microsoft.com/office/2006/metadata/properties" xmlns:ns2="de4dd4cd-b4a8-4208-ab00-137eb2055693" xmlns:ns3="379a083f-24d6-4add-970e-7f45554ac387" targetNamespace="http://schemas.microsoft.com/office/2006/metadata/properties" ma:root="true" ma:fieldsID="c544882c87bedafdf4ca10585c73f416" ns2:_="" ns3:_="">
     <xsd:import namespace="de4dd4cd-b4a8-4208-ab00-137eb2055693"/>
@@ -5564,20 +5824,15 @@
 </ct:contentTypeSchema>
 </file>
 
-<file path=customXml/item3.xml><?xml version="1.0" encoding="utf-8"?>
-<?mso-contentType ?>
-<FormTemplates xmlns="http://schemas.microsoft.com/sharepoint/v3/contenttype/forms">
-  <Display>DocumentLibraryForm</Display>
-  <Edit>DocumentLibraryForm</Edit>
-  <New>DocumentLibraryForm</New>
-</FormTemplates>
+<file path=customXml/itemProps1.xml><?xml version="1.0" encoding="utf-8"?>
+<ds:datastoreItem xmlns:ds="http://schemas.openxmlformats.org/officeDocument/2006/customXml" ds:itemID="{68A45889-5370-41EB-915B-C0125F2BBA70}">
+  <ds:schemaRefs>
+    <ds:schemaRef ds:uri="http://schemas.openxmlformats.org/officeDocument/2006/bibliography"/>
+  </ds:schemaRefs>
+</ds:datastoreItem>
 </file>
 
-<file path=customXml/item4.xml><?xml version="1.0" encoding="utf-8"?>
-<b:Sources xmlns:b="http://schemas.openxmlformats.org/officeDocument/2006/bibliography" xmlns="http://schemas.openxmlformats.org/officeDocument/2006/bibliography" SelectedStyle="\APASixthEditionOfficeOnline.xsl" StyleName="APA" Version="6"/>
-</file>
-
-<file path=customXml/itemProps1.xml><?xml version="1.0" encoding="utf-8"?>
+<file path=customXml/itemProps2.xml><?xml version="1.0" encoding="utf-8"?>
 <ds:datastoreItem xmlns:ds="http://schemas.openxmlformats.org/officeDocument/2006/customXml" ds:itemID="{449F6928-1519-4801-8697-5D7304C86D2A}">
   <ds:schemaRefs>
     <ds:schemaRef ds:uri="http://schemas.microsoft.com/office/2006/metadata/properties"/>
@@ -5588,8 +5843,16 @@
 </ds:datastoreItem>
 </file>
 
-<file path=customXml/itemProps2.xml><?xml version="1.0" encoding="utf-8"?>
-<ds:datastoreItem xmlns:ds="http://schemas.openxmlformats.org/officeDocument/2006/customXml" ds:itemID="{C8985BDA-E947-46CB-8945-0A5A2FFDE735}">
+<file path=customXml/itemProps3.xml><?xml version="1.0" encoding="utf-8"?>
+<ds:datastoreItem xmlns:ds="http://schemas.openxmlformats.org/officeDocument/2006/customXml" ds:itemID="{176A31BA-2CFE-4F94-83AC-0B022E56EC08}">
+  <ds:schemaRefs>
+    <ds:schemaRef ds:uri="http://schemas.microsoft.com/sharepoint/v3/contenttype/forms"/>
+  </ds:schemaRefs>
+</ds:datastoreItem>
+</file>
+
+<file path=customXml/itemProps4.xml><?xml version="1.0" encoding="utf-8"?>
+<ds:datastoreItem xmlns:ds="http://schemas.openxmlformats.org/officeDocument/2006/customXml" ds:itemID="{0EB5C3AE-C1C9-4DBA-A8E6-6E0F3340A67F}">
   <ds:schemaRefs>
     <ds:schemaRef ds:uri="http://schemas.microsoft.com/office/2006/metadata/contentType"/>
     <ds:schemaRef ds:uri="http://schemas.microsoft.com/office/2006/metadata/properties/metaAttributes"/>
@@ -5605,20 +5868,4 @@
     <ds:schemaRef ds:uri="http://schemas.microsoft.com/internal/obd"/>
   </ds:schemaRefs>
 </ds:datastoreItem>
-</file>
-
-<file path=customXml/itemProps3.xml><?xml version="1.0" encoding="utf-8"?>
-<ds:datastoreItem xmlns:ds="http://schemas.openxmlformats.org/officeDocument/2006/customXml" ds:itemID="{176A31BA-2CFE-4F94-83AC-0B022E56EC08}">
-  <ds:schemaRefs>
-    <ds:schemaRef ds:uri="http://schemas.microsoft.com/sharepoint/v3/contenttype/forms"/>
-  </ds:schemaRefs>
-</ds:datastoreItem>
-</file>
-
-<file path=customXml/itemProps4.xml><?xml version="1.0" encoding="utf-8"?>
-<ds:datastoreItem xmlns:ds="http://schemas.openxmlformats.org/officeDocument/2006/customXml" ds:itemID="{68A45889-5370-41EB-915B-C0125F2BBA70}">
-  <ds:schemaRefs>
-    <ds:schemaRef ds:uri="http://schemas.openxmlformats.org/officeDocument/2006/bibliography"/>
-  </ds:schemaRefs>
-</ds:datastoreItem>
 </file>